--- a/docs/literature/Literature_review_Information_Theory_Causality_II_2020-2026.docx
+++ b/docs/literature/Literature_review_Information_Theory_Causality_II_2020-2026.docx
@@ -164,7 +164,7 @@
         <w:t xml:space="preserve">Part III:</w:t>
       </w:r>
       <w:r>
-        <w:t xml:space="preserve"> synthesis and the KANAL-GO innovation (kanal: channel) for the SWI-Goal-OED project: pumping as a causal channel, the flow of every rule as a fraction of capacity and the optimal design of the pumping test, numerically tested.</w:t>
+        <w:t xml:space="preserve"> synthesis and the KANAL-GO innovation (kanal: channel) for the SWI-Goal-OED project: pumping as a causal channel, the flow of each rule as a fraction of capacity and the optimal design of the pumping test, numerically tested.</w:t>
       </w:r>
     </w:p>
     <w:p>
@@ -321,7 +321,7 @@
           <w:sz w:val="18"/>
           <w:szCs w:val="18"/>
         </w:rPr>
-        <w:t xml:space="preserve">Theoretical introduction written for this document, continuing the previous report on information theory and causality. It draws on the classical literature (references B1–B20 at the end) and on the 20 papers of Part II. Sections 1.1–1.9 give standard results or marked derivations; Section 1.10 links them to the coastal aquifer and to the numerical test of Section 9.</w:t>
+        <w:t xml:space="preserve">Theoretical introduction written for this document, a continuation of the previous report on information theory and causality. It relies on the classical literature (references B1–B20 at the end) and on the 20 papers of Part II. Sections 1.1–1.9 give standard results or marked derivations; section 1.10 links them to the coastal aquifer and to the numerical test of section 9.</w:t>
       </w:r>
     </w:p>
     <w:p>
@@ -401,7 +401,7 @@
         </m:d>
       </m:oMath>
       <w:r>
-        <w:t xml:space="preserve"> is interventional, and the maximum of the mutual information over input laws is its capacity. The Blahut–Arimoto algorithm [B1, B2] computes it by iterations that give more weight to inputs whose effects differ more from the average:</w:t>
+        <w:t xml:space="preserve"> is interventional, and the maximum of the mutual information over the input distributions is its capacity. The algorithm of Blahut and Arimoto [B1, B2] computes it with iterations that give more weight to the inputs whose effects differ more from the average:</w:t>
       </w:r>
     </w:p>
     <w:p>
@@ -976,7 +976,7 @@
         </m:sSub>
       </m:oMath>
       <w:r>
-        <w:t xml:space="preserve"> and the divergence is in nats. The capacity-achieving law is itself an experimental design: it says how often each intervention should be chosen so that the effect carries as much information about it as possible.</w:t>
+        <w:t xml:space="preserve"> and the divergence is in nats. The distribution that achieves capacity is itself an experimental design: it tells how often each intervention should be chosen so that the effect carries as much information about it as possible.</w:t>
       </w:r>
     </w:p>
     <w:p>
@@ -985,7 +985,7 @@
         <w:jc w:val="both"/>
       </w:pPr>
       <w:r>
-        <w:t xml:space="preserve">The capacity of channels that arise from causal structure is computed exactly for the superposition of cyclic orders [O1]; skill learning with mutual information is a capacity computation over the state polytope [BK3]; biological networks are seen as channels that approach capacity at a cost [P5].</w:t>
+        <w:t xml:space="preserve">The capacity of channels that arise from causal structure is computed exactly for the superposition of cyclic orders [O1]; skill learning with mutual information is a capacity computation over the polytope of states [BK3]; biological networks are seen as channels that approach capacity at a cost [P5].</w:t>
       </w:r>
     </w:p>
     <w:p>
@@ -1005,7 +1005,7 @@
         <w:jc w:val="both"/>
       </w:pPr>
       <w:r>
-        <w:t xml:space="preserve">Klyubin, Polani and Nehaniv [B3] called empowerment the capacity of the channel from a sequence of an agent's actions to its state after </w:t>
+        <w:t xml:space="preserve">Klyubin, Polani and Nehaniv [B3] called empowerment the capacity of the channel from a sequence of actions of an agent to its state after </w:t>
       </w:r>
       <m:oMath>
         <m:r>
@@ -1013,7 +1013,7 @@
         </m:r>
       </m:oMath>
       <w:r>
-        <w:t xml:space="preserve"> steps. Empowerment is zero only when the actions have no effect at all on the future, and it is large in states from which the agent can reach many distinguishable futures:</w:t>
+        <w:t xml:space="preserve"> steps. Empowerment is zero only when the actions have no influence at all on the future, and it is large in the states from which the agent can reach many distinguishable futures:</w:t>
       </w:r>
     </w:p>
     <w:p>
@@ -1203,7 +1203,7 @@
         <w:jc w:val="both"/>
       </w:pPr>
       <w:r>
-        <w:t xml:space="preserve">Because the agent chooses the actions, this is an interventional information in the sense of Ay and Polani, maximized over the action rule. For a well-field operator, the empowerment of pumping measures how much control the operator has over the toe of the interface in one year.</w:t>
+        <w:t xml:space="preserve">Since the agent chooses the actions, this is an interventional information in the sense of Ay and Polani, maximized over the action rule. For a well operator, the empowerment of pumping measures how much control the operator has over the toe of the interface in one year.</w:t>
       </w:r>
     </w:p>
     <w:p>
@@ -1232,7 +1232,7 @@
         <w:jc w:val="both"/>
       </w:pPr>
       <w:r>
-        <w:t xml:space="preserve">When the channel input depends on past outputs, as when the operator reacts to toe readings, mutual information is no longer the right measure. Tatikonda and Mitter [B7] showed that the capacity of channels with feedback is the maximum of the directed information over causal input laws, and Permuter, Weissman and Goldsmith [B8] computed it for finite-state channels:</w:t>
+        <w:t xml:space="preserve">When the channel input depends on the previous outputs, as when the operator reacts to readings of the toe, mutual information is no longer the right measure. Tatikonda and Mitter [B7] showed that the capacity of channels with feedback is the maximum of the directed information over the causal input distributions, and Permuter, Weissman and Goldsmith [B8] computed it for finite-state channels:</w:t>
       </w:r>
     </w:p>
     <w:p>
@@ -1602,7 +1602,7 @@
         </m:r>
       </m:oMath>
       <w:r>
-        <w:t xml:space="preserve"> is the causal input law, which can use only past outputs. An operator's rule that responds to the toe reading is exactly such a law.</w:t>
+        <w:t xml:space="preserve"> is the causal input distribution, which can use only past outputs. The rule of an operator who responds to the reading of the toe is exactly such a distribution.</w:t>
       </w:r>
     </w:p>
     <w:p>
@@ -1611,7 +1611,7 @@
         <w:jc w:val="both"/>
       </w:pPr>
       <w:r>
-        <w:t xml:space="preserve">None of the 20 papers treats capacity with feedback directly; the closest are the effective empowerment of the human, which depends on the human's current action policy [P3], and the information between skills and the transitions they cause [P2].</w:t>
+        <w:t xml:space="preserve">None of the 20 papers treats capacity with feedback directly; the closest are effective human empowerment, which depends on the current policy of the human’s actions [P3], and the information between skills and the transitions they cause [P2].</w:t>
       </w:r>
     </w:p>
     <w:p>
@@ -1631,7 +1631,7 @@
         <w:jc w:val="both"/>
       </w:pPr>
       <w:r>
-        <w:t xml:space="preserve">Every causal measure built from entropies must be estimated from limited data. Miller [B4] showed that the plug-in entropy has a negative bias that depends on the number of cells; Paninski [B5] showed that no unbiased estimator exists and gave minimax bounds. The jackknife and the bootstrap [B6] remove the leading bias term without knowing its form:</w:t>
+        <w:t xml:space="preserve">Every causal measure built from entropies must be estimated from limited data. Miller [B4] showed that the plug-in entropy has a negative bias that depends on the number of cells; Paninski [B5] showed that there is no unbiased estimator and gave minimax bounds. The jackknife and the bootstrap [B6] remove the leading bias term without knowing its form:</w:t>
       </w:r>
     </w:p>
     <w:p>
@@ -2142,7 +2142,7 @@
         </m:sSup>
       </m:oMath>
       <w:r>
-        <w:t xml:space="preserve"> the mean of the bootstrap estimates. For mutual information the plug-in bias is positive, so without correction a weak causal link looks stronger than it is.</w:t>
+        <w:t xml:space="preserve"> the mean of the bootstrap estimates. For mutual information the bias of the plug-in estimate is positive, so without correction a weak causal link looks stronger than it is.</w:t>
       </w:r>
     </w:p>
     <w:p>
@@ -2151,7 +2151,7 @@
         <w:jc w:val="both"/>
       </w:pPr>
       <w:r>
-        <w:t xml:space="preserve">The minimax bounds for divergences [BK1], the theory of bias correction with the jackknife and the bootstrap [BK2] and high-dimensional estimation with learned representations [H2] are the statistical foundations of every causal measure based on information.</w:t>
+        <w:t xml:space="preserve">Minimax bounds for divergences [BK1], the theory of bias correction with the jackknife and the bootstrap [BK2] and high-dimensional estimation with learned representations [H2] are the statistical foundations of every information-based causal measure.</w:t>
       </w:r>
     </w:p>
     <w:p>
@@ -2348,7 +2348,7 @@
         </m:d>
       </m:oMath>
       <w:r>
-        <w:t xml:space="preserve">, this gives a simple formula for the information flow of any rule (derivation of this document):</w:t>
+        <w:t xml:space="preserve">, this gives a simple formula for the information flow of any rule (a derivation of this document):</w:t>
       </w:r>
     </w:p>
     <w:p>
@@ -2886,7 +2886,7 @@
         </m:r>
       </m:oMath>
       <w:r>
-        <w:t xml:space="preserve">. Capacity is reached at </w:t>
+        <w:t xml:space="preserve">. Capacity is achieved with </w:t>
       </w:r>
       <m:oMath>
         <m:sSub>
@@ -2962,7 +2962,7 @@
         </m:r>
       </m:oMath>
       <w:r>
-        <w:t xml:space="preserve"> of it. So when the causal channel is known, the information flow of every rule is known. This is the basis of Section 9.</w:t>
+        <w:t xml:space="preserve"> of it. So, when the causal channel is known, the information flow of every rule is known. This is the basis of section 9.</w:t>
       </w:r>
     </w:p>
     <w:p>
@@ -3353,7 +3353,7 @@
         </m:sSub>
       </m:oMath>
       <w:r>
-        <w:t xml:space="preserve"> its projectors. Ebler, Salek and Chiribella [B11] showed that two completely depolarizing channels, which separately transmit nothing, transmit classical information when placed in an indefinite order: the causal structure itself becomes an information resource.</w:t>
+        <w:t xml:space="preserve"> its projectors. Ebler, Salek and Chiribella [B11] showed that two completely depolarizing channels, which separately transmit nothing, transmit classical information when they are placed in an indefinite order: the causal structure itself becomes an information resource.</w:t>
       </w:r>
     </w:p>
     <w:p>
@@ -3621,7 +3621,7 @@
         </m:sSubSup>
       </m:oMath>
       <w:r>
-        <w:t xml:space="preserve"> are all variables except </w:t>
+        <w:t xml:space="preserve"> are all the variables except </w:t>
       </w:r>
       <m:oMath>
         <m:sSub>
@@ -3655,7 +3655,7 @@
         </m:r>
       </m:oMath>
       <w:r>
-        <w:t xml:space="preserve"> indicates a redundancy-dominated system and </w:t>
+        <w:t xml:space="preserve"> indicates a system dominated by redundancy and </w:t>
       </w:r>
       <m:oMath>
         <m:r>
@@ -3672,7 +3672,7 @@
         </m:r>
       </m:oMath>
       <w:r>
-        <w:t xml:space="preserve"> a synergy-dominated system. Like the decompositions of the previous report, this measure describes the structure of dependencies, not causal contributions.</w:t>
+        <w:t xml:space="preserve"> a system dominated by synergy. Like the decompositions of the previous report, this measure also describes the structure of dependencies, not causal contributions.</w:t>
       </w:r>
     </w:p>
     <w:p>
@@ -3681,7 +3681,7 @@
         <w:jc w:val="both"/>
       </w:pPr>
       <w:r>
-        <w:t xml:space="preserve">The criteria for causal emergence from information decomposition are reviewed in [O4] and applied to gene regulatory networks that learn [H3].</w:t>
+        <w:t xml:space="preserve">Criteria for causal emergence from information decomposition are reviewed in [O4] and applied to gene networks that learn [H3].</w:t>
       </w:r>
     </w:p>
     <w:p>
@@ -3701,7 +3701,7 @@
         <w:jc w:val="both"/>
       </w:pPr>
       <w:r>
-        <w:t xml:space="preserve">The Crooks fluctuation theorem [B13] and stochastic thermodynamics [B14] link entropy production to the ratio of the probabilities of a trajectory and of the time-reversed trajectory. Its mean is a Kullback–Leibler divergence, hence an information measure of irreversibility:</w:t>
+        <w:t xml:space="preserve">The fluctuation theorem of Crooks [B13] and stochastic thermodynamics [B14] link entropy production to the ratio of the probabilities of a trajectory and of the time-reversed trajectory. Its mean is a Kullback–Leibler divergence, i.e. an information measure of irreversibility:</w:t>
       </w:r>
     </w:p>
     <w:p>
@@ -4123,7 +4123,7 @@
         </m:r>
       </m:oMath>
       <w:r>
-        <w:t xml:space="preserve">. Invariant causal prediction [B16] rests on the fact that the conditional distribution of an outcome given its causal parents does not change across environments, which in the language of information is a zero conditional information:</w:t>
+        <w:t xml:space="preserve">. Invariant causal prediction [B16] relies on the fact that the conditional distribution of an outcome given its causal parents does not change across environments, which in the language of information is a zero conditional information:</w:t>
       </w:r>
     </w:p>
     <w:p>
@@ -4404,7 +4404,7 @@
         <w:jc w:val="both"/>
       </w:pPr>
       <w:r>
-        <w:t xml:space="preserve">The bottleneck gains an operational meaning as a limit of dependence testing with compressed data [H1] and is used directly to estimate causal effects when covariates are missing [H4].</w:t>
+        <w:t xml:space="preserve">The information bottleneck acquires an operational meaning as a limit of dependence testing with compressed data [H1] and is used directly to estimate causal effects when covariates are missing [H4].</w:t>
       </w:r>
     </w:p>
     <w:p>
@@ -4424,7 +4424,7 @@
         <w:jc w:val="both"/>
       </w:pPr>
       <w:r>
-        <w:t xml:space="preserve">Lindley [B17] defined the value of an experiment as the expected information it gives about the parameter, and this criterion is the basis of Bayesian design [B18]. For a weighted sum over strata, the Neyman allocation [B19] distributes the sample according to the weight and standard deviation of each stratum:</w:t>
+        <w:t xml:space="preserve">Lindley [B17] defined the value of an experiment as the expected information that it gives about the parameter, and this criterion is the basis of Bayesian design [B18]. For a weighted sum over strata, the Neyman allocation [B19] distributes the sample according to the weight and the standard deviation of each stratum:</w:t>
       </w:r>
     </w:p>
     <w:p>
@@ -4737,7 +4737,7 @@
         </m:sSub>
       </m:oMath>
       <w:r>
-        <w:t xml:space="preserve"> its standard deviation. In the coastal aquifer, the strata are the combinations of the alarm level and the pumping decision. In the test of Section 9, the causal information flow from pumping to the toe is 13.0 millibits for the operator's rule and 6.4 millibits for a cautious rule, while the causal capacity of pumping by alarm level is 11.5, 13.4, 15.2, 18.4 millibits; the formula </w:t>
+        <w:t xml:space="preserve"> its standard deviation. In the coastal aquifer, the strata are the combinations of the alarm level and the pumping decision. In the test of section 9, the causal information flow from pumping to the toe is 13.0 millibits for the operator’s rule and 6.4 millibits for a cautious rule, while the causal capacity of pumping by alarm level is 11.5, 13.4, 15.2, 18.4 millibits; the formula </w:t>
       </w:r>
       <m:oMath>
         <m:r>
@@ -4772,7 +4772,7 @@
         </m:r>
       </m:oMath>
       <w:r>
-        <w:t xml:space="preserve"> gives both flows with an error below 0.1 millibit.</w:t>
+        <w:t xml:space="preserve"> gives both flows with an error smaller than 0.1 millibits.</w:t>
       </w:r>
     </w:p>
     <w:p>
@@ -4781,7 +4781,7 @@
         <w:jc w:val="both"/>
       </w:pPr>
       <w:r>
-        <w:t xml:space="preserve">Expected information gain drives the interventions of agents in a causal environment and is compared with the exploration of children [BK5]; positional information shows how much of the information about the cause reaches the decision of the cell [P4]. Section 9 uses capacity [O1, BK3], empowerment [BK4, P3], bias correction [BK2] and the Neyman allocation to turn this into an experimental design.</w:t>
+        <w:t xml:space="preserve">Expected information gain guides the interventions of agents in a causal environment and is compared with the exploration of children [BK5]; positional information shows how much of the information about the cause reaches the decision of the cell [P4]. Section 9 uses capacity [O1, BK3], empowerment [BK4, P3], bias correction [BK2] and the Neyman allocation to turn this into experimental design.</w:t>
       </w:r>
     </w:p>
     <w:p>
@@ -4806,7 +4806,7 @@
         <w:jc w:val="both"/>
       </w:pPr>
       <w:r>
-        <w:t xml:space="preserve">This is the second set of 20 papers on information theory as a framework for measuring causality, from 2020 to October 16, 2026 and from the same four institutions, with 5 papers each, in the order of the request: Oxford, Harvard, Berkeley and Princeton. The first set showed that these institutions have few papers on the core of the topic, such as transfer entropy or causal decomposition; therefore the scope was widened, always with an information quantity at the center and with a causal, interventional or directed angle: the capacity of causal channels and quantum causal order, empowerment, the estimation theory of information functionals, entropy production as a measure of direction, information decomposition and emergence, the information bottleneck for causal effects, and the choice of interventions by expected information.</w:t>
+        <w:t xml:space="preserve">This is the second set of 20 papers on information theory as a framework for measuring causality, from 2020 to October 16, 2026 and from the same four institutions, with 5 papers each, in the order of the request: Oxford, Harvard, Berkeley and Princeton. The first set showed that these institutions have few papers on the core of the topic, such as transfer entropy or causal decomposition; the scope was therefore widened, always with an information quantity at the center and with a causal, interventional or directed angle: the capacity of causal channels and quantum causal order, empowerment, the theory of estimation of information functionals, entropy production as a measure of direction, information decomposition and emergence, the information bottleneck for causal effects, and the choice of interventions by expected information.</w:t>
       </w:r>
     </w:p>
     <w:p>
@@ -4827,7 +4827,7 @@
         <w:t xml:space="preserve">Sources:</w:t>
       </w:r>
       <w:r>
-        <w:t xml:space="preserve"> publisher pages (APS, PNAS, IOP, IEEE, MDPI, Royal Society, Nature Portfolio, SciPost), the proceedings of ICML, NeurIPS, ICLR and CLeaR, arXiv, institutional repositories (Oxford's ORA, Harvard's DASH, Princeton's research portal, the Berkeley EECS technical reports, the NSF PAR registry) and department and laboratory pages. The full text of the papers was not opened; the data were verified from publisher pages, registries and search abstracts.</w:t>
+        <w:t xml:space="preserve"> publisher pages (APS, PNAS, IOP, IEEE, MDPI, Royal Society, Nature Portfolio, SciPost), the proceedings of ICML, NeurIPS, ICLR and CLeaR, arXiv, institutional repositories (Oxford’s ORA, Harvard’s DASH, Princeton’s research portal, Berkeley EECS technical reports, the NSF PAR registry) and department and laboratory pages. The full text of the papers was not opened; the data were verified from publisher pages, registries and search summaries.</w:t>
       </w:r>
     </w:p>
     <w:p>
@@ -4848,7 +4848,7 @@
         <w:t xml:space="preserve">Inclusion criteria:</w:t>
       </w:r>
       <w:r>
-        <w:t xml:space="preserve"> (i) peer-reviewed publication or archival proceedings, January 1, 2020 – October 16, 2026 (preprints were excluded); (ii) at least one author from the institution at the time of the paper, documented in the affiliation, in an institutional repository or on the department page; (iii) an information-theoretic quantity at the center and a causal angle, or estimation theory for the functionals from which causal measures are built; (iv) no overlap with the 480 articles of the 26 previous reports of this series, including the 20 papers of the previous report, checked automatically by title; (v) ranking by theoretical depth, then by closeness to the topic and certainty of verification. Five papers that in the previous report were only “further reading” ([O4], [H3], [H4], [P4], [P5]) now get a full card.</w:t>
+        <w:t xml:space="preserve"> (i) peer-reviewed publication or archival proceedings, January 1, 2020 – October 16, 2026 (preprints were excluded); (ii) at least one author from the institution at the time of the work, documented in the affiliation, in an institutional repository or on the department page; (iii) an information-theoretic quantity at the center and a causal angle, or estimation theory for the functionals from which causal measures are built; (iv) no overlap with the 480 articles of the 26 previous reports of this series, including the 20 papers of the previous report, checked automatically by title; (v) ranking by theoretical depth, then by closeness to the topic and certainty of verification. Five papers that were only “further reading” in the previous report ([O4], [H3], [H4], [P4], [P5]) now get a full card.</w:t>
       </w:r>
     </w:p>
     <w:p>
@@ -4869,7 +4869,7 @@
         <w:t xml:space="preserve">Where the gaps are:</w:t>
       </w:r>
       <w:r>
-        <w:t xml:space="preserve"> even with the widened scope, no 2020–2026 paper from these institutions was found on transfer entropy, directed information or the axioms of causal strength. Therefore most papers have medium or low theoretical depth (★★–★★★); the theoretically strongest papers are the estimation theory at Berkeley [BK1, BK2], quantum capacity at Oxford [O1] and the bottleneck problems at Harvard [H1], which do not themselves measure causal influence. Some affiliations are weak and are marked on the cards: [H4] is linked to Harvard only through the preliminary version of the same work, [H3] through the Wyss Institute affiliation of M. Levin, and [P3] has four of six authors at Berkeley.</w:t>
+        <w:t xml:space="preserve"> even with the widened scope, no 2020–2026 paper from these institutions was found on transfer entropy, directed information or the axioms of causal strength. Most papers therefore have medium or low theoretical depth (★★–★★★); the theoretically strongest papers are estimation theory at Berkeley [BK1, BK2], quantum capacity at Oxford [O1] and bottleneck problems at Harvard [H1], which do not themselves measure causal influence. Some affiliations are weak and are noted in the cards: [H4] is linked to Harvard only through the preliminary version of the same work, [H3] through the affiliation of M. Levin with the Wyss Institute, and [P3] has four of six authors at Berkeley.</w:t>
       </w:r>
     </w:p>
     <w:p>
@@ -4910,7 +4910,7 @@
         <w:t xml:space="preserve">representative formulations</w:t>
       </w:r>
       <w:r>
-        <w:t xml:space="preserve"> of the paper's framework, because no full text was opened; those marked “derived” are derivations of this document.</w:t>
+        <w:t xml:space="preserve"> of the framework of each paper, because no full text was opened; those marked “derived” are derivations of this document.</w:t>
       </w:r>
     </w:p>
     <w:p>
@@ -4931,7 +4931,7 @@
         <w:jc w:val="both"/>
       </w:pPr>
       <w:r>
-        <w:t xml:space="preserve">The table is ordered by institution (O = Oxford, H = Harvard, BK = Berkeley, P = Princeton) and within it by the order of the cards.</w:t>
+        <w:t xml:space="preserve">The table is ordered by institution (O = Oxford, H = Harvard, BK = Berkeley, P = Princeton) and, within each, by the order of the cards.</w:t>
       </w:r>
     </w:p>
     <w:tbl>
@@ -7479,7 +7479,7 @@
         <w:jc w:val="both"/>
       </w:pPr>
       <w:r>
-        <w:t xml:space="preserve">Oxford brings quantum causal order as an information resource and irreversibility as a measure of direction. Giulio Chiribella, Matt Wilson and H. F. Chau derive the classical capacity of depolarizing channels in a superposition of cyclic orders [O1], and Chiribella and coauthors show that indefinite order makes zero-capacity channels perfect [O2]; Ramón Nartallo-Kaluarachchi, Renaud Lambiotte, Alain Goriely and coauthors link entropy production to the directedness of networks [O3] and attribute brain irreversibility to higher-order interactions [O5]; and Pedro Mediano, Fernando Rosas and coauthors review causal emergence from information decomposition [O4].</w:t>
+        <w:t xml:space="preserve">Oxford brings quantum causal order as an information resource and irreversibility as a measure of direction. Giulio Chiribella, Matt Wilson and H. F. Chau derive the classical capacity of depolarizing channels in a superposition of cyclic orders [O1], and Chiribella and coauthors show that indefinite order makes zero-capacity channels perfect [O2]; Ramón Nartallo-Kaluarachchi, Renaud Lambiotte, Alain Goriely and coauthors link entropy production to the directedness of networks [O3] and attribute the irreversibility of the brain to higher-order interactions [O5]; and Pedro Mediano, Fernando Rosas and coauthors review causal emergence from information decomposition [O4].</w:t>
       </w:r>
     </w:p>
     <w:p>
@@ -7660,7 +7660,7 @@
             <w:vAlign w:val="top"/>
           </w:tcPr>
           <w:p>
-            <w:hyperlink w:history="1" r:id="rIdzykux0_uy6vv2zhdt7unq">
+            <w:hyperlink w:history="1" r:id="rIdf1u37n-c1dxllaffetoem">
               <w:r>
                 <w:rPr>
                   <w:color w:val="1D4ED8"/>
@@ -7720,7 +7720,7 @@
                 <w:sz w:val="18"/>
                 <w:szCs w:val="18"/>
               </w:rPr>
-              <w:t xml:space="preserve">University of Oxford, Department of Computer Science (M. Wilson, also HKU–Oxford Joint Laboratory for Quantum Information and Computation), according to the affiliation block on arXiv (2005.00618); M. Wilson's doctoral thesis at Oxford discusses this work. The affiliation of G. Chiribella in this paper was not seen.</w:t>
+              <w:t xml:space="preserve">University of Oxford, Department of Computer Science (M. Wilson, also HKU–Oxford Joint Laboratory for Quantum Information and Computation), according to the affiliation block on arXiv (2005.00618); the doctoral thesis of M. Wilson at Oxford discusses this work. The affiliation of G. Chiribella in this paper was not seen.</w:t>
             </w:r>
           </w:p>
         </w:tc>
@@ -7925,7 +7925,7 @@
         </m:r>
       </m:oMath>
       <w:r>
-        <w:t xml:space="preserve"> cyclic permutations are superposed and not all </w:t>
+        <w:t xml:space="preserve"> cyclic permutations are superposed, not all </w:t>
       </w:r>
       <m:oMath>
         <m:r>
@@ -7939,7 +7939,7 @@
         </m:r>
       </m:oMath>
       <w:r>
-        <w:t xml:space="preserve"> orders, so the control system has dimension only </w:t>
+        <w:t xml:space="preserve"> orders, so the control system has only dimension </w:t>
       </w:r>
       <m:oMath>
         <m:r>
@@ -8545,7 +8545,7 @@
           <w:sz w:val="19"/>
           <w:szCs w:val="19"/>
         </w:rPr>
-        <w:t xml:space="preserve"> is the message state, </w:t>
+        <w:t xml:space="preserve"> is the state of the message, </w:t>
       </w:r>
       <m:oMath>
         <m:r>
@@ -8796,7 +8796,7 @@
         <w:t xml:space="preserve">Link to the theoretical introduction. </w:t>
       </w:r>
       <w:r>
-        <w:t xml:space="preserve">Complements Section 1.6: the causal order itself becomes an information resource, and the capacity of a channel built from causal structure is computed exactly, in the spirit of the result of Ebler, Salek and Chiribella [B11].</w:t>
+        <w:t xml:space="preserve">Complements section 1.6: causal order itself becomes an information resource, and the capacity of a channel built from the causal structure is computed exactly, in the spirit of the result of Ebler, Salek and Chiribella [B11].</w:t>
       </w:r>
     </w:p>
     <w:p>
@@ -8999,7 +8999,7 @@
             <w:vAlign w:val="top"/>
           </w:tcPr>
           <w:p>
-            <w:hyperlink w:history="1" r:id="rIdlrmxjuajm6rw9axtsoadp">
+            <w:hyperlink w:history="1" r:id="rIdd4li6acdbwxckglbqu3v7">
               <w:r>
                 <w:rPr>
                   <w:color w:val="1D4ED8"/>
@@ -9059,7 +9059,7 @@
                 <w:sz w:val="18"/>
                 <w:szCs w:val="18"/>
               </w:rPr>
-              <w:t xml:space="preserve">University of Oxford, Department of Computer Science (G. Chiribella), according to the affiliation block on arXiv (1810.10457), alongside the University of Hong Kong; the NJP block was not seen.</w:t>
+              <w:t xml:space="preserve">University of Oxford, Department of Computer Science (G. Chiribella), according to the affiliation block on arXiv (1810.10457), alongside the University of Hong Kong; the block in NJP was not seen.</w:t>
             </w:r>
           </w:p>
         </w:tc>
@@ -9190,7 +9190,7 @@
         <w:t xml:space="preserve">Summary. </w:t>
       </w:r>
       <w:r>
-        <w:t xml:space="preserve">Two independent copies of a noisy process can behave as a perfect quantum channel when used in a coherent superposition of two alternative orders. This happens even when the original process has zero capacity to transmit quantum information. In contrast, perfect quantum communication does not occur when the message is sent directly through a superposition of alternative paths, with an independent noise process on each path. The authors read this as a fundamental difference between the superposition of orders in time and the superposition of paths in space. The analysis rests on how the quantum switch acts on the Kraus operators: the output splits into an anticommutator part and a commutator part, according to the outcome of the control measurement.</w:t>
+        <w:t xml:space="preserve">Two independent copies of a noisy process can behave as a perfect quantum channel when they are used in a coherent superposition of two alternative orders. This happens even when the original process has zero capacity to transmit quantum information. In contrast, perfect quantum communication does not occur when the message is sent directly through a superposition of alternative paths, with an independent noise process on each path. The authors read this as a fundamental difference between the superposition of orders in time and the superposition of paths in space. The analysis relies on how the quantum switch acts on the Kraus operators: the output splits into a part with anticommutators and a part with commutators, according to the outcome of the control measurement.</w:t>
       </w:r>
     </w:p>
     <w:p>
@@ -10192,7 +10192,7 @@
           <w:sz w:val="19"/>
           <w:szCs w:val="19"/>
         </w:rPr>
-        <w:t xml:space="preserve">), so the switch transmits a qubit perfectly after a heralded correction.</w:t>
+        <w:t xml:space="preserve">), so the switch transmits one qubit perfectly after a heralded correction.</w:t>
       </w:r>
     </w:p>
     <w:p>
@@ -10209,7 +10209,7 @@
         <w:t xml:space="preserve">Link to the theoretical introduction. </w:t>
       </w:r>
       <w:r>
-        <w:t xml:space="preserve">Complements Section 1.6: it is the most extreme form of communication that causal order makes possible, from zero capacity to perfect transmission, and it clearly separates causal order from the simple superposition of paths.</w:t>
+        <w:t xml:space="preserve">Complements section 1.6: it is the most extreme form of communication that causal order makes possible, from zero capacity to perfect transmission, and it clearly separates causal order from a simple superposition of paths.</w:t>
       </w:r>
     </w:p>
     <w:p>
@@ -10231,7 +10231,7 @@
         <w:t xml:space="preserve">INNOVATION  </w:t>
       </w:r>
       <w:r>
-        <w:t xml:space="preserve">Shows that two channels with zero quantum capacity become a perfect quantum channel when their causal order is superposed, and that this cannot be achieved by superposing paths.</w:t>
+        <w:t xml:space="preserve">Shows that two channels with zero quantum capacity become a perfect quantum channel when their causal order is superposed, and that this cannot be achieved by superposing the paths.</w:t>
       </w:r>
     </w:p>
     <w:p>
@@ -10412,7 +10412,7 @@
             <w:vAlign w:val="top"/>
           </w:tcPr>
           <w:p>
-            <w:hyperlink w:history="1" r:id="rIdvht_ts85f-flhvouc9fzh">
+            <w:hyperlink w:history="1" r:id="rIdkgzl2sspx0v8tyrdi8qmg">
               <w:r>
                 <w:rPr>
                   <w:color w:val="1D4ED8"/>
@@ -10603,7 +10603,7 @@
         <w:t xml:space="preserve">Summary. </w:t>
       </w:r>
       <w:r>
-        <w:t xml:space="preserve">The central claim is that the degree to which a network is directed and hierarchically organized is closely linked to the degree to which its dynamics break detailed balance and produce entropy. This is shown with an analytical treatment of a two-node network, with simulations on synthetic preferential-attachment and Erdős–Rényi networks, and with 97 empirical networks. The authors propose a simple method to infer broken detailed balance and directed structure from multivariate time series, and apply it to neuroimaging and financial data, where they find nonequilibrium dynamics and hierarchical organization.</w:t>
+        <w:t xml:space="preserve">The central claim is that the degree to which a network is directed and hierarchically organized is closely related to the degree to which its dynamics break detailed balance and produce entropy. This is shown with an analytical treatment of a two-node network, with simulations on synthetic preferential-attachment and Erdős–Rényi networks, and with 97 empirical networks. The authors propose a simple method to infer broken detailed balance and directed structure from multivariate time series, and apply it to neuroimaging and financial data, where they find nonequilibrium dynamics and hierarchical organization.</w:t>
       </w:r>
     </w:p>
     <w:p>
@@ -11206,7 +11206,7 @@
           <w:sz w:val="19"/>
           <w:szCs w:val="19"/>
         </w:rPr>
-        <w:t xml:space="preserve"> the trajectory probability, </w:t>
+        <w:t xml:space="preserve"> the probability of the trajectory, </w:t>
       </w:r>
       <m:oMath>
         <m:r>
@@ -11271,7 +11271,7 @@
           <w:sz w:val="19"/>
           <w:szCs w:val="19"/>
         </w:rPr>
-        <w:t xml:space="preserve"> the antisymmetric current matrix and </w:t>
+        <w:t xml:space="preserve"> the antisymmetric matrix of currents and </w:t>
       </w:r>
       <m:oMath>
         <m:r>
@@ -11402,7 +11402,7 @@
         <w:t xml:space="preserve">Link to the theoretical introduction. </w:t>
       </w:r>
       <w:r>
-        <w:t xml:space="preserve">Complements Section 1.8: entropy production, the divergence between a trajectory and its reversal, is linked directly to the asymmetry of the causal connections in the network and becomes a tool to infer them from time series.</w:t>
+        <w:t xml:space="preserve">Complements section 1.8: entropy production, the divergence between a trajectory and its reversal, is directly related to the asymmetry of the causal connections in the network and becomes a tool to infer them from time series.</w:t>
       </w:r>
     </w:p>
     <w:p>
@@ -11605,7 +11605,7 @@
             <w:vAlign w:val="top"/>
           </w:tcPr>
           <w:p>
-            <w:hyperlink w:history="1" r:id="rIdg6v_jzwau0k4zy4wkttfg">
+            <w:hyperlink w:history="1" r:id="rIddijiig_5w0kfaou9dzn-0">
               <w:r>
                 <w:rPr>
                   <w:color w:val="1D4ED8"/>
@@ -11716,7 +11716,7 @@
                 <w:sz w:val="18"/>
                 <w:szCs w:val="18"/>
               </w:rPr>
-              <w:t xml:space="preserve">causal emergence · partial and integrated information decomposition · downward causation · causal decoupling · computable criteria from time series</w:t>
+              <w:t xml:space="preserve">causal emergence · partial and integrated information decomposition · downward causation · causal decoupling · criteria computable from time series</w:t>
             </w:r>
           </w:p>
         </w:tc>
@@ -11796,7 +11796,7 @@
         <w:t xml:space="preserve">Summary. </w:t>
       </w:r>
       <w:r>
-        <w:t xml:space="preserve">The review shows how recent developments in information decomposition relate to causal emergence. In the theory under review, emergence is information about the temporal evolution of a system that cannot be obtained from its parts separately. It rests on partial information decomposition and on its temporal extension, ΦID. The review covers the practical criteria, sufficient and computable from data, for causal emergence, downward causation and causal decoupling, as well as applications to neural data and to classical complex systems. The framework is compared with other notions of emergence. It is the only paper of this kind with an Oxford record that has not been used before in this series.</w:t>
+        <w:t xml:space="preserve">The review shows how recent developments in information decomposition relate to causal emergence. In the theory under review, emergence is information about the temporal evolution of a system that cannot be obtained from its parts separately. It rests on partial information decomposition and its temporal extension, ΦID. The review covers the practical criteria, sufficient and computable from data, for causal emergence, downward causation and causal decoupling, as well as applications to neural data and to classical complex systems. The framework is compared with other notions of emergence. It is the only paper of this kind with an Oxford record that has not been used before in this series.</w:t>
       </w:r>
     </w:p>
     <w:p>
@@ -12513,7 +12513,7 @@
           <w:sz w:val="19"/>
           <w:szCs w:val="19"/>
         </w:rPr>
-        <w:t xml:space="preserve"> is sufficient for </w:t>
+        <w:t xml:space="preserve"> suffices for </w:t>
       </w:r>
       <m:oMath>
         <m:r>
@@ -12548,7 +12548,7 @@
           <w:sz w:val="19"/>
           <w:szCs w:val="19"/>
         </w:rPr>
-        <w:t xml:space="preserve"> is sufficient for downward causation, and </w:t>
+        <w:t xml:space="preserve"> suffices for downward causation, and </w:t>
       </w:r>
       <m:oMath>
         <m:r>
@@ -12592,7 +12592,7 @@
           <w:sz w:val="19"/>
           <w:szCs w:val="19"/>
         </w:rPr>
-        <w:t xml:space="preserve"> is sufficient for causal decoupling.</w:t>
+        <w:t xml:space="preserve"> suffices for causal decoupling.</w:t>
       </w:r>
     </w:p>
     <w:p>
@@ -12609,7 +12609,7 @@
         <w:t xml:space="preserve">Link to the theoretical introduction. </w:t>
       </w:r>
       <w:r>
-        <w:t xml:space="preserve">Complements Section 1.7: like the O-information, these criteria describe the structure of information between levels; they are computable sufficient conditions, not measures of the causal contribution of each part.</w:t>
+        <w:t xml:space="preserve">Complements section 1.7: like the O-information, these criteria describe the structure of information between levels; they are computable sufficient conditions, not measures of the causal contribution of each part.</w:t>
       </w:r>
     </w:p>
     <w:p>
@@ -12812,7 +12812,7 @@
             <w:vAlign w:val="top"/>
           </w:tcPr>
           <w:p>
-            <w:hyperlink w:history="1" r:id="rIdk-ewo1sxpngbglqvcvduf">
+            <w:hyperlink w:history="1" r:id="rIdnmbfnzjc-suoghfdqyodv">
               <w:r>
                 <w:rPr>
                   <w:color w:val="1D4ED8"/>
@@ -13003,7 +13003,7 @@
         <w:t xml:space="preserve">Summary. </w:t>
       </w:r>
       <w:r>
-        <w:t xml:space="preserve">The paper introduces the DiMViGI framework, a method that builds multilayer directed graphs from multivariate time series and measures time irreversibility from their degree distributions, following the KL-divergence test for visibility graphs. The method is applied to magnetoencephalographic recordings during a long-term memory recognition task. For individual regions, irreversibility is higher in cognitive regions than in sensory ones. At higher orders, in pairs, triplets and quadruplets of regions, the interactions furthest from equilibrium involve cognitive–sensory pairs and medial regions.</w:t>
+        <w:t xml:space="preserve">The paper introduces the DiMViGI framework, a method that builds multilayer directed graphs from multivariate time series and measures time irreversibility from their degree distributions, following the KL-divergence test for visibility graphs. The method is applied to magnetoencephalographic recordings during a long-term memory recognition task. For individual regions, irreversibility is higher in cognitive regions than in sensory ones. At higher orders, in pairs, triplets and quadruplets of regions, the interactions farthest from equilibrium involve cognitive–sensory pairs and medial regions.</w:t>
       </w:r>
     </w:p>
     <w:p>
@@ -13537,7 +13537,7 @@
           <w:sz w:val="19"/>
           <w:szCs w:val="19"/>
         </w:rPr>
-        <w:t xml:space="preserve"> the empirical distributions of out-degrees and in-degrees in the directed visibility graphs; a zero divergence is consistent with reversibility. The exact estimator (joint or marginal distributions) was not seen.</w:t>
+        <w:t xml:space="preserve"> the empirical distributions of out-degrees and in-degrees in the directed visibility graphs; zero divergence is consistent with reversibility. The exact estimator (joint or marginal distributions) was not seen.</w:t>
       </w:r>
     </w:p>
     <w:p>
@@ -13554,7 +13554,7 @@
         <w:t xml:space="preserve">Link to the theoretical introduction. </w:t>
       </w:r>
       <w:r>
-        <w:t xml:space="preserve">Complements Section 1.8: entropy production as a divergence between forward and backward in time is extended from one signal to the directed and higher-order interactions between regions.</w:t>
+        <w:t xml:space="preserve">Complements section 1.8: entropy production as a divergence between forward and backward in time is extended from a single signal to the directed and higher-order interactions between regions.</w:t>
       </w:r>
     </w:p>
     <w:p>
@@ -13576,7 +13576,7 @@
         <w:t xml:space="preserve">INNOVATION  </w:t>
       </w:r>
       <w:r>
-        <w:t xml:space="preserve">Extends time irreversibility via KL divergence from single signals to directed pairwise and higher-order interactions, attributing the arrow of time to specific interactions between regions.</w:t>
+        <w:t xml:space="preserve">Extends time irreversibility with the KL divergence from individual signals to directed interactions in pairs and at higher orders, attributing the arrow of time to specific interactions between regions.</w:t>
       </w:r>
     </w:p>
     <w:p>
@@ -13597,7 +13597,7 @@
         <w:jc w:val="both"/>
       </w:pPr>
       <w:r>
-        <w:t xml:space="preserve">Harvard brings the theory of the bottleneck, high-dimensional information estimation and applications of emergence and empowerment. Shahab Asoodeh and Flavio Calmon give the information-theoretic and estimation view of bottleneck problems [H1]; Gokul Gowri, Xiao-Kang Lun, Allon Klein and Peng Yin estimate mutual information in more than 1 000 dimensions [H2]; Federico Pigozzi, Adam Goldstein and Michael Levin measure causal emergence in gene regulatory networks that learn [H3]; Sonali Parbhoo and coauthors use the bottleneck for treatment effects [H4]; and Franziska Brändle, Samuel Gershman and coauthors show that people seek empowerment when they explore [H5].</w:t>
+        <w:t xml:space="preserve">Harvard brings the theory of the information bottleneck, high-dimensional information estimation and applications of emergence and empowerment. Shahab Asoodeh and Flavio Calmon give the information-theoretic and estimation view of bottleneck problems [H1]; Gokul Gowri, Xiao-Kang Lun, Allon Klein and Peng Yin estimate mutual information in more than 1 000 dimensions [H2]; Federico Pigozzi, Adam Goldstein and Michael Levin measure causal emergence in gene networks that learn [H3]; Sonali Parbhoo and coauthors use the bottleneck for treatment effects [H4]; and Franziska Brändle, Samuel Gershman and coauthors show that people seek empowerment when they explore [H5].</w:t>
       </w:r>
     </w:p>
     <w:p>
@@ -13778,7 +13778,7 @@
             <w:vAlign w:val="top"/>
           </w:tcPr>
           <w:p>
-            <w:hyperlink w:history="1" r:id="rIdjkeivwm6vlpmhvjitwnau">
+            <w:hyperlink w:history="1" r:id="rIdesshjmso2icsq5efnvkzf">
               <w:r>
                 <w:rPr>
                   <w:color w:val="1D4ED8"/>
@@ -13889,7 +13889,7 @@
                 <w:sz w:val="18"/>
                 <w:szCs w:val="18"/>
               </w:rPr>
-              <w:t xml:space="preserve">information bottleneck and privacy funnel · new cardinality bound · testing against independence under communication constraints · noisy source coding · f-information and Arimoto information</w:t>
+              <w:t xml:space="preserve">information bottleneck and privacy funnel · new cardinality bound · testing against independence under a communication constraint · noisy source coding · f-information and Arimoto information</w:t>
             </w:r>
           </w:p>
         </w:tc>
@@ -13969,7 +13969,7 @@
         <w:t xml:space="preserve">Summary. </w:t>
       </w:r>
       <w:r>
-        <w:t xml:space="preserve">The paper studies the information bottleneck and the privacy funnel in a common framework, and links them to testing against independence, to noisy source coding and to dependence dilution; these operational meanings are used to prove the results. A new bound on the cardinality of the auxiliary variable in the bottleneck is proven, which makes the computation easier for discrete variables. The Gaussian cases, the deterministic bottleneck and the test against independence under communication constraints are treated. By replacing mutual information with Arimoto information or with </w:t>
+        <w:t xml:space="preserve">The paper studies the information bottleneck and the privacy funnel in a common framework, and relates them to testing against independence, to noisy source coding and to dependence dilution; these operational meanings are used to prove the results. A new bound is proved on the cardinality of the auxiliary variable in the bottleneck, which makes the computation easier for discrete variables. The Gaussian cases, the deterministic bottleneck and the test against independence under a communication constraint are treated. By replacing mutual information with the Arimoto information or with the </w:t>
       </w:r>
       <m:oMath>
         <m:r>
@@ -13977,7 +13977,7 @@
         </m:r>
       </m:oMath>
       <w:r>
-        <w:t xml:space="preserve">-information, a family of “bottleneck problems” is defined, with closed-form expressions in a binary case. The paper does not measure causal influence; it gives the fundamental limits of dependence detection when the data must be compressed, which are the basis of every causal test with information.</w:t>
+        <w:t xml:space="preserve">-information, a family of “bottleneck problems” is defined, with closed-form expressions in a binary case. The paper does not measure causal influence; it gives the fundamental limits of dependence detection when the data must be compressed, which are the basis of every information-based causal test.</w:t>
       </w:r>
     </w:p>
     <w:p>
@@ -14001,7 +14001,7 @@
           <w:sz w:val="18"/>
           <w:szCs w:val="18"/>
         </w:rPr>
-        <w:t xml:space="preserve">  (The value functions of the information bottleneck and of the privacy funnel and the operational meaning (representative formulation))</w:t>
+        <w:t xml:space="preserve">  (The value functions of the information bottleneck and of the privacy funnel, and the operational meaning (representative formulation))</w:t>
       </w:r>
     </w:p>
     <w:p>
@@ -14647,7 +14647,7 @@
           <w:sz w:val="19"/>
           <w:szCs w:val="19"/>
         </w:rPr>
-        <w:t xml:space="preserve"> the compression budget and </w:t>
+        <w:t xml:space="preserve"> is the compression budget and </w:t>
       </w:r>
       <m:oMath>
         <m:r>
@@ -14730,7 +14730,7 @@
           <w:sz w:val="19"/>
           <w:szCs w:val="19"/>
         </w:rPr>
-        <w:t xml:space="preserve"> bits per symbol before being tested against </w:t>
+        <w:t xml:space="preserve"> bits per symbol before it is tested against </w:t>
       </w:r>
       <m:oMath>
         <m:sSup>
@@ -15016,7 +15016,7 @@
         <w:t xml:space="preserve">Link to the theoretical introduction. </w:t>
       </w:r>
       <w:r>
-        <w:t xml:space="preserve">Complements Section 1.9: the information bottleneck [B15] gains an operational meaning as a limit of dependence testing with compressed data, which is the problem of every causal test when the series must be summarized before the analysis.</w:t>
+        <w:t xml:space="preserve">Complements section 1.9: the information bottleneck [B15] acquires an operational meaning as a limit of dependence testing with compressed data, which is the problem of every causal test when the series must be summarized before the analysis.</w:t>
       </w:r>
     </w:p>
     <w:p>
@@ -15038,7 +15038,7 @@
         <w:t xml:space="preserve">INNOVATION  </w:t>
       </w:r>
       <w:r>
-        <w:t xml:space="preserve">Places the bottleneck and the privacy funnel in a single information and estimation framework, with a tighter and computable cardinality bound and with new variants using f-information and Arimoto information.</w:t>
+        <w:t xml:space="preserve">Places the bottleneck and the privacy funnel in a single framework of information and estimation, with a tighter and computable cardinality bound and with new variants based on f-information and Arimoto information.</w:t>
       </w:r>
     </w:p>
     <w:p>
@@ -15219,7 +15219,7 @@
             <w:vAlign w:val="top"/>
           </w:tcPr>
           <w:p>
-            <w:hyperlink w:history="1" r:id="rIdx7cty74wiohz9cfjijvxf">
+            <w:hyperlink w:history="1" r:id="rIdhycbsu-osftx9njs8flfw">
               <w:r>
                 <w:rPr>
                   <w:color w:val="1D4ED8"/>
@@ -15279,7 +15279,7 @@
                 <w:sz w:val="18"/>
                 <w:szCs w:val="18"/>
               </w:rPr>
-              <w:t xml:space="preserve">Harvard University: the affiliation block on arXiv gives the Wyss Institute for Biologically Inspired Engineering and the Department of Systems Biology (Harvard Medical School); the page of P. Yin's laboratory at HMS lists the paper.</w:t>
+              <w:t xml:space="preserve">Harvard University: the affiliation block on arXiv gives the Wyss Institute for Biologically Inspired Engineering and the Department of Systems Biology (Harvard Medical School); the laboratory page of P. Yin at HMS lists the paper.</w:t>
             </w:r>
           </w:p>
         </w:tc>
@@ -15427,7 +15427,7 @@
         </m:sSup>
       </m:oMath>
       <w:r>
-        <w:t xml:space="preserve"> dimensions when their dependence is captured by low-dimensional representations. In applications, it shows that the embeddings of protein language models carry nontrivial information about protein–protein interactions, and it finds a sharp transition during neutrophil differentiation, when the information about the future fate of the cell increases markedly.</w:t>
+        <w:t xml:space="preserve"> dimensions when their dependence is captured by low-dimensional representations. In applications, it shows that the embeddings of protein language models carry nontrivial information about the interactions between proteins, and it finds a sharp transition during neutrophil differentiation, when the information about the future fate of the cell increases markedly.</w:t>
       </w:r>
     </w:p>
     <w:p>
@@ -16241,7 +16241,7 @@
         <w:t xml:space="preserve">Link to the theoretical introduction. </w:t>
       </w:r>
       <w:r>
-        <w:t xml:space="preserve">Complements Section 1.4: the estimation of information, the statistical basis of every causal measure based on information, is extended to high dimensions by seeking the representations that preserve the dependence, with the data-processing inequality as a bound.</w:t>
+        <w:t xml:space="preserve">Complements section 1.4: the estimation of information, the statistical basis of every information-based causal measure, is extended to high dimensions by seeking the representations that preserve the dependence, with the data-processing inequality as a bound.</w:t>
       </w:r>
     </w:p>
     <w:p>
@@ -16263,7 +16263,7 @@
         <w:t xml:space="preserve">INNOVATION  </w:t>
       </w:r>
       <w:r>
-        <w:t xml:space="preserve">Makes nonparametric estimation of mutual information practical in more than 1 000 dimensions by estimating it between low-dimensional summaries trained to preserve the dependence between the variables.</w:t>
+        <w:t xml:space="preserve">Makes the nonparametric estimation of mutual information practical in more than 1 000 dimensions by estimating it between low-dimensional summaries trained to preserve the dependence between the variables.</w:t>
       </w:r>
     </w:p>
     <w:p>
@@ -16444,7 +16444,7 @@
             <w:vAlign w:val="top"/>
           </w:tcPr>
           <w:p>
-            <w:hyperlink w:history="1" r:id="rIdtlduhcrhkm-8mjlcp20wc">
+            <w:hyperlink w:history="1" r:id="rIdujvcfgawereodw0qvfje-">
               <w:r>
                 <w:rPr>
                   <w:color w:val="1D4ED8"/>
@@ -16635,7 +16635,7 @@
         <w:t xml:space="preserve">Summary. </w:t>
       </w:r>
       <w:r>
-        <w:t xml:space="preserve">The authors train standard gene regulatory network models with Pavlovian, associative conditioning, and measure causal emergence before and after training. The measure comes from the integrated information decomposition (ΦID) of Rosas and Mediano, with synergy, downward causation and causal decoupling. The main result is that gene networks increase their causal emergence after conditioning has created associative memories. This is evidence that learning-like processes and causal emergence move together even in molecular substrates without neurons. Follow-up papers of the same group use the same measure for agents and catalytic networks, but they are not yet peer-reviewed.</w:t>
+        <w:t xml:space="preserve">The authors train standard gene regulatory network models with Pavlovian, associative conditioning, and measure causal emergence before and after training. The measure comes from the integrated information decomposition (ΦID) of Rosas and Mediano, with synergy, downward causation and causal decoupling. The main result is that gene networks increase their causal emergence after conditioning has created associative memories. This is evidence that learning-like processes and causal emergence move together even in molecular substrates without neurons. Follow-up papers by the same group use the same measure for agents and catalytic networks, but they are not yet peer-reviewed.</w:t>
       </w:r>
     </w:p>
     <w:p>
@@ -17303,7 +17303,7 @@
           <w:sz w:val="19"/>
           <w:szCs w:val="19"/>
         </w:rPr>
-        <w:t xml:space="preserve"> is sufficient for causal emergence. Which of these measures the paper calls “integrative causal emergence” was not seen.</w:t>
+        <w:t xml:space="preserve"> suffices for causal emergence. Which of these measures the paper calls “integrative causal emergence” was not seen.</w:t>
       </w:r>
     </w:p>
     <w:p>
@@ -17320,7 +17320,7 @@
         <w:t xml:space="preserve">Link to the theoretical introduction. </w:t>
       </w:r>
       <w:r>
-        <w:t xml:space="preserve">Complements Section 1.7: the emergence measures from information decomposition, reviewed in [O4], are applied to gene networks that learn; they describe how the structure of information changes with learning, not the causal contribution of each node.</w:t>
+        <w:t xml:space="preserve">Complements section 1.7: the emergence measures from information decomposition, reviewed in [O4], are applied to gene networks that learn; they describe how the structure of information changes with learning, not the causal contribution of each node.</w:t>
       </w:r>
     </w:p>
     <w:p>
@@ -17523,7 +17523,7 @@
             <w:vAlign w:val="top"/>
           </w:tcPr>
           <w:p>
-            <w:hyperlink w:history="1" r:id="rIdc8o2ufq52owaqx3gpgrto">
+            <w:hyperlink w:history="1" r:id="rIdzjkneuofuweyn6vo14sx2">
               <w:r>
                 <w:rPr>
                   <w:color w:val="1D4ED8"/>
@@ -17583,7 +17583,7 @@
                 <w:sz w:val="18"/>
                 <w:szCs w:val="18"/>
               </w:rPr>
-              <w:t xml:space="preserve">Harvard University, John A. Paulson School of Engineering and Applied Sciences (S. Parbhoo), only according to the preliminary version of the same work on arXiv (1807.02326); the published version lists all four authors at the University of Basel. The link to Harvard is therefore only at the time of the work.</w:t>
+              <w:t xml:space="preserve">Harvard University, John A. Paulson School of Engineering and Applied Sciences (S. Parbhoo), only according to the preliminary version of the same work on arXiv (1807.02326); the published version lists all four authors at the University of Basel. The link with Harvard is therefore only at the time of the work.</w:t>
             </w:r>
           </w:p>
         </w:tc>
@@ -17714,7 +17714,7 @@
         <w:t xml:space="preserve">Summary. </w:t>
       </w:r>
       <w:r>
-        <w:t xml:space="preserve">The paper uses the information bottleneck principle to learn a compressed representation of the covariates that serves to estimate treatment effects. The target is the case where some covariates are systematically missing at the time of use. The representation keeps only the covariate information that is relevant for the outcome and the treatment, so that effects can be estimated from the partial covariates that are available. According to the authors, the model can be used to recover the average causal effect. Results are given on standard causal inference benchmarks and in an application to sepsis treatment.</w:t>
+        <w:t xml:space="preserve">The paper uses the information bottleneck principle to learn a compressed representation of the covariates that serves to estimate treatment effects. The target is the case in which some covariates are systematically missing at the time of use. The representation keeps only the information of the covariates that matters for the outcome and the treatment, so the effects can be estimated from the partial covariates that are available. According to the authors, the model can be used to recover the average causal effect. Results are given on standard causal inference benchmarks and in an application to sepsis treatment.</w:t>
       </w:r>
     </w:p>
     <w:p>
@@ -18112,7 +18112,7 @@
           <w:sz w:val="19"/>
           <w:szCs w:val="19"/>
         </w:rPr>
-        <w:t xml:space="preserve"> the trade-off between compression and relevance. The average-effect formula, added here, holds when </w:t>
+        <w:t xml:space="preserve"> the trade-off between compression and relevance. The formula for the average effect, added here, holds when </w:t>
       </w:r>
       <m:oMath>
         <m:r>
@@ -18142,7 +18142,7 @@
         <w:t xml:space="preserve">Link to the theoretical introduction. </w:t>
       </w:r>
       <w:r>
-        <w:t xml:space="preserve">Complements Section 1.9: the information bottleneck is used directly for causal inference, to choose how much covariate information the adjustment needs when part of the covariates is missing.</w:t>
+        <w:t xml:space="preserve">Complements section 1.9: the information bottleneck is used directly for causal inference, to choose how much information from the covariates the adjustment needs when part of them is missing.</w:t>
       </w:r>
     </w:p>
     <w:p>
@@ -18164,7 +18164,7 @@
         <w:t xml:space="preserve">INNOVATION  </w:t>
       </w:r>
       <w:r>
-        <w:t xml:space="preserve">Uses the information bottleneck to decide which covariate information is needed for estimating causal effects when covariates are systematically missing.</w:t>
+        <w:t xml:space="preserve">Uses the information bottleneck to decide which information from the covariates is needed to estimate causal effects when covariates are systematically missing.</w:t>
       </w:r>
     </w:p>
     <w:p>
@@ -18345,7 +18345,7 @@
             <w:vAlign w:val="top"/>
           </w:tcPr>
           <w:p>
-            <w:hyperlink w:history="1" r:id="rIdqz16btql53uunf5r9m6fh">
+            <w:hyperlink w:history="1" r:id="rIdu_ccuqvxss8_eor-uvnuh">
               <w:r>
                 <w:rPr>
                   <w:color w:val="1D4ED8"/>
@@ -18405,7 +18405,7 @@
                 <w:sz w:val="18"/>
                 <w:szCs w:val="18"/>
               </w:rPr>
-              <w:t xml:space="preserve">Harvard University (S. J. Gershman, Department of Psychology and Center for Brain Science); the paper has a record in Harvard's DASH repository. J. B. Tenenbaum at MIT; the other authors at MPI Tübingen.</w:t>
+              <w:t xml:space="preserve">Harvard University (S. J. Gershman, Department of Psychology and Center for Brain Science); the paper has a record in Harvard’s DASH repository. J. B. Tenenbaum at MIT; the other authors at MPI Tübingen.</w:t>
             </w:r>
           </w:p>
         </w:tc>
@@ -18536,7 +18536,7 @@
         <w:t xml:space="preserve">Summary. </w:t>
       </w:r>
       <w:r>
-        <w:t xml:space="preserve">The authors analyze 29 493 players of the online creative game Little Alchemy 2, in which elements are combined to create new elements. Players are driven not only by external rewards but also by an intrinsic motivation to create objects that let them create even more objects, that is, by empowerment. This tendency disappears in a variant of the game without recognizable semantics, which shows that people use their knowledge about the world to guide exploration. In the model, the empowerment of an element is the number of new elements it enables, and the value of a combination is the probability of success times the expected empowerment of the result. Empowerment predicts people's choices better than competing models of exploration.</w:t>
+        <w:t xml:space="preserve">The authors analyze 29 493 players of the online creative game Little Alchemy 2, in which elements are combined to create new elements. The players are driven not only by external rewards but also by an intrinsic motivation to create objects that give them the possibility to create even more objects, i.e. by empowerment. This tendency disappears in a variant of the game without recognizable semantics, which shows that people use their knowledge of the world to guide exploration. In the model, the empowerment of an element is the number of new elements that it enables, and the value of a combination is the probability of success times the expected empowerment of the result. Empowerment predicts the choices of people better than competing models of exploration.</w:t>
       </w:r>
     </w:p>
     <w:p>
@@ -18560,7 +18560,7 @@
           <w:sz w:val="18"/>
           <w:szCs w:val="18"/>
         </w:rPr>
-        <w:t xml:space="preserve">  (The value of a combination by empowerment (representative formulation) and the link to channel capacity (derived))</w:t>
+        <w:t xml:space="preserve">  (The value of a combination by empowerment (representative formulation) and the link with channel capacity (derived))</w:t>
       </w:r>
     </w:p>
     <w:p>
@@ -19109,7 +19109,7 @@
           <w:sz w:val="19"/>
           <w:szCs w:val="19"/>
         </w:rPr>
-        <w:t xml:space="preserve"> of reachable states; hence the paper's counting measure is a monotone approximation of informational empowerment. The paper's exact definition was not seen.</w:t>
+        <w:t xml:space="preserve"> of reachable states; hence the counting measure of the paper is a monotone approximation of informational empowerment. The exact definition of the paper was not seen.</w:t>
       </w:r>
     </w:p>
     <w:p>
@@ -19126,7 +19126,7 @@
         <w:t xml:space="preserve">Link to the theoretical introduction. </w:t>
       </w:r>
       <w:r>
-        <w:t xml:space="preserve">Complements Section 1.2: empowerment, the capacity from actions to the future, appears as a real motive of human behavior when interventions are chosen; in deterministic environments it is the number of futures that can be reached.</w:t>
+        <w:t xml:space="preserve">Complements section 1.2: empowerment, the capacity from actions to the future, emerges as a real motive of human behavior when interventions are chosen; in deterministic environments it is the number of futures that can be reached.</w:t>
       </w:r>
     </w:p>
     <w:p>
@@ -19148,7 +19148,7 @@
         <w:t xml:space="preserve">INNOVATION  </w:t>
       </w:r>
       <w:r>
-        <w:t xml:space="preserve">Gives large-scale evidence that people seek empowerment, that is, control over future possibilities, when they explore, and that this effect depends on semantic knowledge about the world.</w:t>
+        <w:t xml:space="preserve">Gives large-scale evidence that people seek empowerment, i.e. control over future possibilities, when they explore, and that this effect depends on semantic knowledge about the world.</w:t>
       </w:r>
     </w:p>
     <w:p>
@@ -19169,7 +19169,7 @@
         <w:jc w:val="both"/>
       </w:pPr>
       <w:r>
-        <w:t xml:space="preserve">Berkeley contributes the estimation theory of information functionals and the empowerment line. Yanjun Han, Jiantao Jiao and Tsachy Weissman give the minimax rates for divergences [BK1], and Jiao and Han analyze bias correction with the jackknife and the bootstrap [BK2]; Benjamin Eysenbach, Ruslan Salakhutdinov and Sergey Levine give the information geometry of skill learning [BK3]; Yuqing Du, Pieter Abbeel, Anca Dragan and coauthors propose assistance via empowerment [BK4]; and Eliza Kosoy, Alison Gopnik and coauthors compare the causal exploration of children with agents that maximize information gain [BK5].</w:t>
+        <w:t xml:space="preserve">Berkeley contributes the theory of estimation of information functionals and the empowerment line. Yanjun Han, Jiantao Jiao and Tsachy Weissman give the minimax rates for divergences [BK1], and Jiao and Han analyze bias correction with the jackknife and the bootstrap [BK2]; Benjamin Eysenbach, Ruslan Salakhutdinov and Sergey Levine give the information geometry of skill learning [BK3]; Yuqing Du, Pieter Abbeel, Anca Dragan and coauthors propose assistance via empowerment [BK4]; and Eliza Kosoy, Alison Gopnik and coauthors compare the causal exploration of children with agents that maximize information gain [BK5].</w:t>
       </w:r>
     </w:p>
     <w:p>
@@ -19350,7 +19350,7 @@
             <w:vAlign w:val="top"/>
           </w:tcPr>
           <w:p>
-            <w:hyperlink w:history="1" r:id="rIddcafy8jl6cayym2bhktoh">
+            <w:hyperlink w:history="1" r:id="rIdedu147zg9dk1iix5znik9">
               <w:r>
                 <w:rPr>
                   <w:color w:val="1D4ED8"/>
@@ -19410,7 +19410,7 @@
                 <w:sz w:val="18"/>
                 <w:szCs w:val="18"/>
               </w:rPr>
-              <w:t xml:space="preserve">University of California, Berkeley (J. Jiao, Department of EECS and Department of Statistics), according to the arXiv version (1605.09124) and the Simons Institute profile; Y. Han and T. Weissman at Stanford.</w:t>
+              <w:t xml:space="preserve">University of California, Berkeley (J. Jiao, Department of EECS and Department of Statistics), according to the arXiv version (1605.09124) and the profile at the Simons Institute; Y. Han and T. Weissman at Stanford.</w:t>
             </w:r>
           </w:p>
         </w:tc>
@@ -19461,7 +19461,7 @@
                 <w:sz w:val="18"/>
                 <w:szCs w:val="18"/>
               </w:rPr>
-              <w:t xml:space="preserve">minimax estimation of α-divergences (KL and χ²) · two samples · bounded likelihood ratio · linear programming with moment matching · effective sample-size enlargement n → n ln n</w:t>
+              <w:t xml:space="preserve">minimax estimation of α-divergences (KL and χ²) · two samples · bounded likelihood ratio · linear programming with moment matching · effective sample size enlargement n → n ln n</w:t>
             </w:r>
           </w:p>
         </w:tc>
@@ -19541,7 +19541,7 @@
         <w:t xml:space="preserve">Summary. </w:t>
       </w:r>
       <w:r>
-        <w:t xml:space="preserve">The paper studies minimax estimation of </w:t>
+        <w:t xml:space="preserve">The paper studies the minimax estimation of </w:t>
       </w:r>
       <m:oMath>
         <m:r>
@@ -19566,7 +19566,7 @@
         </m:r>
       </m:oMath>
       <w:r>
-        <w:t xml:space="preserve">, which include the Kullback–Leibler and the </w:t>
+        <w:t xml:space="preserve">, which include the Kullback–Leibler divergence and the </w:t>
       </w:r>
       <m:oMath>
         <m:sSup>
@@ -19631,7 +19631,7 @@
         </m:r>
       </m:oMath>
       <w:r>
-        <w:t xml:space="preserve">. The optimal estimator is a hybrid: in the non-smooth regime it uses a linear program with moment matching, in the smooth regime a bias-corrected plug-in estimator, with a soft boundary between them. The main result is that the optimal estimator with </w:t>
+        <w:t xml:space="preserve">. The optimal estimator is a hybrid: in the nonsmooth regime it uses a linear program with moment matching, in the smooth regime a bias-corrected plug-in estimator, with a soft boundary between them. The main result is that the optimal estimator with </w:t>
       </w:r>
       <m:oMath>
         <m:r>
@@ -19639,7 +19639,7 @@
         </m:r>
       </m:oMath>
       <w:r>
-        <w:t xml:space="preserve"> observations behaves like the maximum-likelihood estimator with </w:t>
+        <w:t xml:space="preserve"> observations behaves like the maximum likelihood estimator with </w:t>
       </w:r>
       <m:oMath>
         <m:r>
@@ -19656,7 +19656,7 @@
         </m:r>
       </m:oMath>
       <w:r>
-        <w:t xml:space="preserve"> observations. The estimator does not need to know the alphabet size or the bound on the likelihood ratio, and the upper and lower bounds match.</w:t>
+        <w:t xml:space="preserve"> observations. The estimator does not require knowledge of the alphabet size or of the bound on the likelihood ratio, and the upper and lower bounds match.</w:t>
       </w:r>
     </w:p>
     <w:p>
@@ -19680,7 +19680,7 @@
           <w:sz w:val="18"/>
           <w:szCs w:val="18"/>
         </w:rPr>
-        <w:t xml:space="preserve">  (The minimax risk for the KL divergence (representative formulation) and transfer entropy as an expected divergence (derived))</w:t>
+        <w:t xml:space="preserve">  (Minimax risk for the KL divergence (representative formulation) and transfer entropy as an expected divergence (derived))</w:t>
       </w:r>
     </w:p>
     <w:p>
@@ -20582,7 +20582,7 @@
           <w:sz w:val="19"/>
           <w:szCs w:val="19"/>
         </w:rPr>
-        <w:t xml:space="preserve"> in place of </w:t>
+        <w:t xml:space="preserve"> instead of </w:t>
       </w:r>
       <m:oMath>
         <m:r>
@@ -20626,7 +20626,7 @@
           <w:sz w:val="19"/>
           <w:szCs w:val="19"/>
         </w:rPr>
-        <w:t xml:space="preserve">. The exact form and conditions were not seen. The second equation, added here, shows why the result applies to causal measures: transfer entropy is an expected KL divergence.</w:t>
+        <w:t xml:space="preserve">. The exact form and the conditions were not seen. The second equation, added here, shows why the result applies to causal measures: transfer entropy is an expected KL divergence.</w:t>
       </w:r>
     </w:p>
     <w:p>
@@ -20643,7 +20643,7 @@
         <w:t xml:space="preserve">Link to the theoretical introduction. </w:t>
       </w:r>
       <w:r>
-        <w:t xml:space="preserve">Complements Section 1.4: the minimax bounds for divergences are the accuracy limits for every causal measure built as a divergence, from transfer entropy to Janzing's causal strength, and they show how far from the optimum the plug-in estimator is.</w:t>
+        <w:t xml:space="preserve">Complements section 1.4: minimax bounds for divergences are the accuracy limits for every causal measure built as a divergence, from transfer entropy to the causal strength of Janzing, and they show how far from the optimum the plug-in estimator is.</w:t>
       </w:r>
     </w:p>
     <w:p>
@@ -20665,7 +20665,7 @@
         <w:t xml:space="preserve">INNOVATION  </w:t>
       </w:r>
       <w:r>
-        <w:t xml:space="preserve">Extends the effective sample-size enlargement n → n ln n from one-sample functionals, such as entropy, to two-sample divergences, with an estimator that adapts to the unknown alphabet size and the bound on the likelihood ratio.</w:t>
+        <w:t xml:space="preserve">Extends the phenomenon of effective sample size enlargement n → n ln n from one-sample functionals, such as entropy, to two-sample divergences, with an estimator that adapts to the unknown alphabet size and to the bound on the likelihood ratio.</w:t>
       </w:r>
     </w:p>
     <w:p>
@@ -20846,7 +20846,7 @@
             <w:vAlign w:val="top"/>
           </w:tcPr>
           <w:p>
-            <w:hyperlink w:history="1" r:id="rIdoheklihlzjtto1qwai-pi">
+            <w:hyperlink w:history="1" r:id="rId3stxyn91xgieluczavfvz">
               <w:r>
                 <w:rPr>
                   <w:color w:val="1D4ED8"/>
@@ -20957,7 +20957,7 @@
                 <w:sz w:val="18"/>
                 <w:szCs w:val="18"/>
               </w:rPr>
-              <w:t xml:space="preserve">bias correction · jackknife of order r and delete-d jackknife · iterated bootstrap · Taylor series · the binomial model · the Ditzian–Totik modulus of smoothness</w:t>
+              <w:t xml:space="preserve">bias correction · jackknife of order r and delete-d jackknife · iterated bootstrap · Taylor series · binomial model · Ditzian–Totik modulus of smoothness</w:t>
             </w:r>
           </w:p>
         </w:tc>
@@ -21037,7 +21037,7 @@
         <w:t xml:space="preserve">Summary. </w:t>
       </w:r>
       <w:r>
-        <w:t xml:space="preserve">The paper analyzes bias correction with the jackknife, the bootstrap and Taylor series in the binomial model, for estimating </w:t>
+        <w:t xml:space="preserve">The paper analyzes bias correction with the jackknife, the bootstrap and Taylor series in the binomial model, for the estimation of </w:t>
       </w:r>
       <m:oMath>
         <m:r>
@@ -21109,7 +21109,7 @@
         </m:r>
       </m:oMath>
       <w:r>
-        <w:t xml:space="preserve"> can give completely different behavior. Iterating the bootstrap correction infinitely many times can lead to divergence of the bias and of the variance. Under a bounded-coefficients condition, the bootstrap iterated </w:t>
+        <w:t xml:space="preserve"> can give completely different behavior. Iterating the bootstrap correction infinitely many times can lead to divergence of the bias and of the variance. Under a condition of bounded coefficients, the bootstrap iterated </w:t>
       </w:r>
       <m:oMath>
         <m:r>
@@ -21158,7 +21158,7 @@
           <w:sz w:val="18"/>
           <w:szCs w:val="18"/>
         </w:rPr>
-        <w:t xml:space="preserve">  (The jackknife of order r (representative formulation) and the bias of the entropy term (derived))</w:t>
+        <w:t xml:space="preserve">  (Jackknife of order r (representative formulation) and the bias of the entropy term (derived))</w:t>
       </w:r>
     </w:p>
     <w:p>
@@ -21880,7 +21880,7 @@
           <w:sz w:val="19"/>
           <w:szCs w:val="19"/>
         </w:rPr>
-        <w:t xml:space="preserve"> by the Ditzian–Totik modulus with </w:t>
+        <w:t xml:space="preserve"> with the Ditzian–Totik modulus with </w:t>
       </w:r>
       <m:oMath>
         <m:r>
@@ -22008,7 +22008,7 @@
         <w:t xml:space="preserve">Link to the theoretical introduction. </w:t>
       </w:r>
       <w:r>
-        <w:t xml:space="preserve">Complements Section 1.4: the bootstrap correction used in Section 9 and in the previous report gets its theoretical basis here; the paper also shows when iterated correction hurts instead of helping.</w:t>
+        <w:t xml:space="preserve">Complements section 1.4: the bootstrap correction used in section 9 and in the previous report gets its theoretical basis here; the paper also shows when iterated correction hurts instead of helping.</w:t>
       </w:r>
     </w:p>
     <w:p>
@@ -22030,7 +22030,7 @@
         <w:t xml:space="preserve">INNOVATION  </w:t>
       </w:r>
       <w:r>
-        <w:t xml:space="preserve">The first sharp theory, without assumptions on the function class, of when resampling-based bias correction works for nonlinear functionals of the binomial, with the equivalence between the iterated bootstrap and the higher-order jackknife.</w:t>
+        <w:t xml:space="preserve">The first sharp theory, free of assumptions on the function class, of when bias correction by resampling works for nonlinear functionals of the binomial, with the equivalence between the iterated bootstrap and the high-order jackknife.</w:t>
       </w:r>
     </w:p>
     <w:p>
@@ -22211,7 +22211,7 @@
             <w:vAlign w:val="top"/>
           </w:tcPr>
           <w:p>
-            <w:hyperlink w:history="1" r:id="rIdosltithym6ljky9-_fzjb">
+            <w:hyperlink w:history="1" r:id="rIdawamr9ekafv6wgzdyzjdh">
               <w:r>
                 <w:rPr>
                   <w:color w:val="1D4ED8"/>
@@ -22402,7 +22402,7 @@
         <w:t xml:space="preserve">Summary. </w:t>
       </w:r>
       <w:r>
-        <w:t xml:space="preserve">The paper studies methods that discover “skills” by maximizing the mutual information between a latent skill variable </w:t>
+        <w:t xml:space="preserve">The paper studies the methods that discover “skills” by maximizing the mutual information between a latent skill variable </w:t>
       </w:r>
       <m:oMath>
         <m:r>
@@ -22418,7 +22418,7 @@
         </m:r>
       </m:oMath>
       <w:r>
-        <w:t xml:space="preserve"> that its policy visits. The negative result is that these methods do not produce skills that are optimal for every reward function. The positive result is that the distribution over skills gives an optimal initialization that minimizes regret against adversarially chosen rewards, with a specific adaptation procedure. Geometry is the key: for every state-dependent reward, among the optimal policies there is one that lies at a vertex of the polytope of state marginal distributions, and conversely. Skill learning thus becomes a search for policies that cover the vertices of the polytope.</w:t>
+        <w:t xml:space="preserve"> that its policy visits. The negative result is that these methods do not produce skills that are optimal for every reward function. The positive result is that the distribution over skills gives an optimal starting point that minimizes regret against rewards chosen by an adversary, with a specific adaptation procedure. Geometry is the key: for every state-dependent reward, among the optimal policies there is one that lies at a vertex of the polytope of state marginal distributions, and vice versa. Skill learning thus becomes a search for policies that cover the vertices of the polytope.</w:t>
       </w:r>
     </w:p>
     <w:p>
@@ -23000,7 +23000,7 @@
         <w:t xml:space="preserve">Link to the theoretical introduction. </w:t>
       </w:r>
       <w:r>
-        <w:t xml:space="preserve">Complements Sections 1.1 and 1.2: skill learning with mutual information is a capacity computation for the channel from a controlled variable to the future, and the paper shows geometrically what this capacity guarantees for control and what it does not.</w:t>
+        <w:t xml:space="preserve">Complements sections 1.1 and 1.2: skill learning with mutual information is a capacity computation for the channel from a controlled variable to the future, and the paper shows geometrically what this capacity does and does not guarantee for control.</w:t>
       </w:r>
     </w:p>
     <w:p>
@@ -23022,7 +23022,7 @@
         <w:t xml:space="preserve">INNOVATION  </w:t>
       </w:r>
       <w:r>
-        <w:t xml:space="preserve">Reformulates skill discovery with mutual information as a channel-capacity problem over the polytope of state distributions and characterizes exactly what it guarantees for downstream control.</w:t>
+        <w:t xml:space="preserve">Reformulates skill discovery with mutual information as a channel capacity problem over the polytope of state distributions and characterizes exactly what it guarantees for subsequent control.</w:t>
       </w:r>
     </w:p>
     <w:p>
@@ -23203,7 +23203,7 @@
             <w:vAlign w:val="top"/>
           </w:tcPr>
           <w:p>
-            <w:hyperlink w:history="1" r:id="rId6uf5kfonecgbeidwcpf9f">
+            <w:hyperlink w:history="1" r:id="rIdk3ob4wcmh7cxajyijp7pm">
               <w:r>
                 <w:rPr>
                   <w:color w:val="1D4ED8"/>
@@ -23263,7 +23263,7 @@
                 <w:sz w:val="18"/>
                 <w:szCs w:val="18"/>
               </w:rPr>
-              <w:t xml:space="preserve">University of California, Berkeley (Berkeley AI Research): the affiliations of the paper, according to the search abstract, are UC Berkeley, Microsoft Research and the University of Hertfordshire; the joint Microsoft Research–BAIR project lists A. Dragan and P. Abbeel.</w:t>
+              <w:t xml:space="preserve">University of California, Berkeley (Berkeley AI Research): the affiliations of the paper, according to the search summary, are UC Berkeley, Microsoft Research and the University of Hertfordshire; the joint Microsoft Research–BAIR project lists A. Dragan and P. Abbeel.</w:t>
             </w:r>
           </w:p>
         </w:tc>
@@ -23314,7 +23314,7 @@
                 <w:sz w:val="18"/>
                 <w:szCs w:val="18"/>
               </w:rPr>
-              <w:t xml:space="preserve">human–agent assistance · human empowerment as the objective · capacity from the action sequence to the state · a proxy measure of empowerment · shared teleoperation</w:t>
+              <w:t xml:space="preserve">human–agent assistance · human empowerment as an objective · capacity from the action sequence to the state · surrogate measure of empowerment · shared teleoperation</w:t>
             </w:r>
           </w:p>
         </w:tc>
@@ -23394,7 +23394,7 @@
         <w:t xml:space="preserve">Summary. </w:t>
       </w:r>
       <w:r>
-        <w:t xml:space="preserve">The paper proposes that an assistant help the human by expanding the human's ability to control the environment, not by inferring the human's goal. This is formalized by augmenting reinforcement learning with human empowerment, that is, with the capacity of the channel from the human's action sequence to the resulting states within a horizon. Because empowerment is expensive in continuous spaces, the authors propose an efficient proxy measure. The method is tested in a user study on a difficult simulated teleoperation task. It cannot beat a method that knows the human's goal, but it wins where the goal is hard to infer. The project calls empowerment the “causal leverage” of the human and of the robot.</w:t>
+        <w:t xml:space="preserve">The paper proposes that an assistant should help the human by expanding the ability of the human to control the environment, not by inferring the goal of the human. This is formalized by augmenting reinforcement learning with human empowerment, i.e. with the capacity of the channel from the sequence of human actions to the states that result within a horizon. Since empowerment is expensive in continuous spaces, the authors propose an efficient surrogate measure. The method is tested in a user study on a difficult simulated teleoperation task. It cannot surpass a method that knows the goal of the human, but it wins where the goal is hard to infer. The project calls empowerment the “causal lever” of the human and of the robot.</w:t>
       </w:r>
     </w:p>
     <w:p>
@@ -23418,7 +23418,7 @@
           <w:sz w:val="18"/>
           <w:szCs w:val="18"/>
         </w:rPr>
-        <w:t xml:space="preserve">  (Empowerment over horizon T and the assistance reward (representative formulation))</w:t>
+        <w:t xml:space="preserve">  (Empowerment at horizon T and the assistance reward (representative formulation))</w:t>
       </w:r>
     </w:p>
     <w:p>
@@ -24032,7 +24032,7 @@
           <w:sz w:val="19"/>
           <w:szCs w:val="19"/>
         </w:rPr>
-        <w:t xml:space="preserve"> the proxy estimate of human empowerment, </w:t>
+        <w:t xml:space="preserve"> the surrogate estimate of human empowerment, </w:t>
       </w:r>
       <m:oMath>
         <m:sSub>
@@ -24097,7 +24097,7 @@
           <w:sz w:val="19"/>
           <w:szCs w:val="19"/>
         </w:rPr>
-        <w:t xml:space="preserve"> the weight. The exact form of the proxy and of the reward was not seen.</w:t>
+        <w:t xml:space="preserve"> the weight. The exact form of the surrogate measure and of the reward was not seen.</w:t>
       </w:r>
     </w:p>
     <w:p>
@@ -24114,7 +24114,7 @@
         <w:t xml:space="preserve">Link to the theoretical introduction. </w:t>
       </w:r>
       <w:r>
-        <w:t xml:space="preserve">Complements Section 1.2: the empowerment of another agent, that is, the capacity of its interventional channel to the future, becomes the objective of an assisting agent.</w:t>
+        <w:t xml:space="preserve">Complements section 1.2: the empowerment of another agent, i.e. the capacity of its interventional channel toward the future, becomes the objective of an assisting agent.</w:t>
       </w:r>
     </w:p>
     <w:p>
@@ -24136,7 +24136,7 @@
         <w:t xml:space="preserve">INNOVATION  </w:t>
       </w:r>
       <w:r>
-        <w:t xml:space="preserve">Uses for the first time human empowerment, the capacity of the human's interventional channel to the future, as an assistance objective, making the help independent of the human's goal.</w:t>
+        <w:t xml:space="preserve">Uses for the first time human empowerment, the capacity of the interventional channel of the human toward the future, as an assistance objective, which makes the help independent of the goal of the human.</w:t>
       </w:r>
     </w:p>
     <w:p>
@@ -24317,7 +24317,7 @@
             <w:vAlign w:val="top"/>
           </w:tcPr>
           <w:p>
-            <w:hyperlink w:history="1" r:id="rIdgiow5a_zxaxwcczowg0i9">
+            <w:hyperlink w:history="1" r:id="rIdfgjeefihxgmx-mo3jhfw6">
               <w:r>
                 <w:rPr>
                   <w:color w:val="1D4ED8"/>
@@ -24377,7 +24377,7 @@
                 <w:sz w:val="18"/>
                 <w:szCs w:val="18"/>
               </w:rPr>
-              <w:t xml:space="preserve">University of California, Berkeley: Berkeley EECS technical report UCB/EECS-2022-134 for the same work; J. Canny (EECS) and A. Gopnik (Psychology) are at Berkeley. The affiliation block in PMLR was not seen.</w:t>
+              <w:t xml:space="preserve">University of California, Berkeley: Berkeley EECS technical report UCB/EECS-2022-134 for the same work; J. Canny (EECS) and A. Gopnik (Psychology) are at Berkeley. The PMLR affiliation block was not seen.</w:t>
             </w:r>
           </w:p>
         </w:tc>
@@ -24428,7 +24428,7 @@
                 <w:sz w:val="18"/>
                 <w:szCs w:val="18"/>
               </w:rPr>
-              <w:t xml:space="preserve">causal overhypotheses · exploration in children and agents · the “blicket” detector · a policy with maximal information gain · an environment with controllable causal structure</w:t>
+              <w:t xml:space="preserve">causal overhypotheses · exploration in children and agents · the “blicket” detector · maximum information-gain policy · environment with controllable causal structure</w:t>
             </w:r>
           </w:p>
         </w:tc>
@@ -24508,7 +24508,7 @@
         <w:t xml:space="preserve">Summary. </w:t>
       </w:r>
       <w:r>
-        <w:t xml:space="preserve">Existing exploration methods in reinforcement learning mostly track state measures and ignore causal structure. The authors build an environment with controllable causal structure, a virtual “blicket” detector, where the exploration strategies of agents and of children can be compared. The two causal overhypotheses are disjunctive and conjunctive: the detector lights up when at least one, respectively at least two, cause objects are placed on it. Children aged four to six show a variety of exploration strategies. Among the models is a policy that maximizes information gain at each step. The main finding is that there are important differences between optimal exploration by information gain and the exploration of children in the same environment.</w:t>
+        <w:t xml:space="preserve">Existing exploration methods in reinforcement learning mostly follow state-based measures and ignore causal structure. The authors build an environment with controllable causal structure, a virtual “blicket” detector, in which the exploration strategies of agents and of children can be compared. The two causal overhypotheses are disjunctive and conjunctive: the detector lights up when at least one, respectively at least two, cause objects are placed on it. Children aged four to six show a variety of exploration strategies. Among the models is a policy that maximizes information gain at every step. The main finding is that there are significant differences between optimal exploration by information gain and the exploration of children in the same environment.</w:t>
       </w:r>
     </w:p>
     <w:p>
@@ -24940,7 +24940,7 @@
           <w:sz w:val="19"/>
           <w:szCs w:val="19"/>
         </w:rPr>
-        <w:t xml:space="preserve"> the detector outcome and </w:t>
+        <w:t xml:space="preserve"> the outcome of the detector and </w:t>
       </w:r>
       <m:oMath>
         <m:r>
@@ -24983,7 +24983,7 @@
         <w:t xml:space="preserve">Link to the theoretical introduction. </w:t>
       </w:r>
       <w:r>
-        <w:t xml:space="preserve">Complements Section 1.10: Lindley's expected information gain [B17] is used to choose causal interventions, and the comparison with children shows that this criterion does not fully describe how humans explore.</w:t>
+        <w:t xml:space="preserve">Complements section 1.10: the expected information gain of Lindley [B17] is used to choose causal interventions, and the comparison with children shows that this criterion does not fully describe how people explore.</w:t>
       </w:r>
     </w:p>
     <w:p>
@@ -25005,7 +25005,7 @@
         <w:t xml:space="preserve">INNOVATION  </w:t>
       </w:r>
       <w:r>
-        <w:t xml:space="preserve">Builds a single environment where children and agents intervene on the same causal structure, allowing a direct test of whether choosing interventions by maximal information gain describes the causal exploration of children.</w:t>
+        <w:t xml:space="preserve">Builds a single environment in which children and agents intervene on the same causal structure, which allows a direct test of whether choosing interventions by maximum information gain describes the causal exploration of children.</w:t>
       </w:r>
     </w:p>
     <w:p>
@@ -25026,7 +25026,7 @@
         <w:jc w:val="both"/>
       </w:pPr>
       <w:r>
-        <w:t xml:space="preserve">Princeton brings brain irreversibility, skill learning with information and the biophysics of information. Christopher Lynn, Danielle Bassett and coauthors measure entropy production across the whole brain [P1]; Chongyi Zheng, Benjamin Eysenbach and coauthors show that the main skill-discovery objectives are information objectives [P2]; Evan Ellis, Eysenbach and coauthors train language assistants that increase human empowerment [P3]; and Lauren McGough, Thomas Gregor, William Bialek and coauthors, as well as Bialek himself, measure and optimize the information that passes from the cause to the biological response [P4, P5].</w:t>
+        <w:t xml:space="preserve">Princeton brings the irreversibility of the brain, skill learning with information and the biophysics of information. Christopher Lynn, Danielle Bassett and coauthors measure entropy production across the whole brain [P1]; Chongyi Zheng, Benjamin Eysenbach and coauthors show that the main skill-discovery objectives are information objectives [P2]; Evan Ellis, Eysenbach and coauthors train language assistants that increase human empowerment [P3]; and Lauren McGough, Thomas Gregor, William Bialek and coauthors, as well as Bialek himself, measure and optimize the information that passes from the cause to the biological response [P4, P5].</w:t>
       </w:r>
     </w:p>
     <w:p>
@@ -25207,7 +25207,7 @@
             <w:vAlign w:val="top"/>
           </w:tcPr>
           <w:p>
-            <w:hyperlink w:history="1" r:id="rIdxexhvvtqhrlib1awzcief">
+            <w:hyperlink w:history="1" r:id="rIdnir4ryagiqg68u_gxqhte">
               <w:r>
                 <w:rPr>
                   <w:color w:val="1D4ED8"/>
@@ -25267,7 +25267,7 @@
                 <w:sz w:val="18"/>
                 <w:szCs w:val="18"/>
               </w:rPr>
-              <w:t xml:space="preserve">Princeton University, Joseph Henry Laboratories of Physics (C. W. Lynn, alongside CUNY), according to search abstracts of the arXiv/PMC record; the affiliation was not seen on the PNAS page. The other authors are at the University of Pennsylvania.</w:t>
+              <w:t xml:space="preserve">Princeton University, Joseph Henry Laboratories of Physics (C. W. Lynn, alongside CUNY), according to search summaries of the arXiv/PMC record; the affiliation was not seen on the PNAS page. The other authors are at the University of Pennsylvania.</w:t>
             </w:r>
           </w:p>
         </w:tc>
@@ -25318,7 +25318,7 @@
                 <w:sz w:val="18"/>
                 <w:szCs w:val="18"/>
               </w:rPr>
-              <w:t xml:space="preserve">broken detailed balance · entropy production in macroscopic systems · fMRI at rest and during tasks · asymmetric kinetic Ising model · non-reciprocal connections as the source of the arrow of time</w:t>
+              <w:t xml:space="preserve">broken detailed balance · entropy production in macroscopic systems · fMRI at rest and during tasks · asymmetric kinetic Ising model · nonreciprocal connections as a source of the arrow of time</w:t>
             </w:r>
           </w:p>
         </w:tc>
@@ -25398,7 +25398,7 @@
         <w:t xml:space="preserve">Summary. </w:t>
       </w:r>
       <w:r>
-        <w:t xml:space="preserve">The paper gives a framework to measure broken detailed balance through entropy production in macroscopic systems, and asks whether macroscopic violations of it enable higher functions such as cognition and movement. With fMRI data from 590 adults, at rest and in seven tasks, the authors find that the brain nearly obeys detailed balance at rest, but breaks it strongly during physically and cognitively demanding tasks. An asymmetric kinetic Ising model shows that large-scale violations can arise from fine-scale asymmetries in the interactions between elements: directed, non-reciprocal connections are the microscopic source of the macroscopic arrow of time. Entropy production is estimated from the statistics of transitions between coarse-grained states of the dynamics.</w:t>
+        <w:t xml:space="preserve">The paper gives a framework to measure broken detailed balance through entropy production in macroscopic systems, and asks whether macroscopic violations of it enable higher functions such as cognition and movement. With fMRI data from 590 adults, at rest and in seven tasks, the authors find that the brain nearly obeys detailed balance at rest, but strongly breaks it during physically and cognitively demanding tasks. An asymmetric kinetic Ising model shows that large-scale violations can arise from fine-scale asymmetries in the interactions between elements: directed, nonreciprocal connections are the microscopic source of the macroscopic arrow of time. Entropy production is estimated from the statistics of transitions between coarse-grained states of the dynamics.</w:t>
       </w:r>
     </w:p>
     <w:p>
@@ -25422,7 +25422,7 @@
           <w:sz w:val="18"/>
           <w:szCs w:val="18"/>
         </w:rPr>
-        <w:t xml:space="preserve">  (Entropy production from transitions between states (representative formulation) and the coarse-graining bound (derived))</w:t>
+        <w:t xml:space="preserve">  (Entropy production from transitions between states (representative formulation) and the bound from coarse-graining (derived))</w:t>
       </w:r>
     </w:p>
     <w:p>
@@ -26015,7 +26015,7 @@
         <w:t xml:space="preserve">Link to the theoretical introduction. </w:t>
       </w:r>
       <w:r>
-        <w:t xml:space="preserve">Complements Section 1.8: entropy production as a divergence between forward and backward transitions is measured across the whole brain and linked to the directed connections between regions, along the same line as [O3] and [O5].</w:t>
+        <w:t xml:space="preserve">Complements section 1.8: entropy production as a divergence between forward and backward transitions is measured across the whole brain and related to the directed connections between regions, in the same line as [O3] and [O5].</w:t>
       </w:r>
     </w:p>
     <w:p>
@@ -26037,7 +26037,7 @@
         <w:t xml:space="preserve">INNOVATION  </w:t>
       </w:r>
       <w:r>
-        <w:t xml:space="preserve">Makes entropy production, a KL divergence between forward and backward time statistics, a measurable signature of directed and non-reciprocal interactions across the whole brain.</w:t>
+        <w:t xml:space="preserve">Makes entropy production, a KL divergence between forward and time-reversed statistics, a measurable signature of directed and nonreciprocal interactions across the whole brain.</w:t>
       </w:r>
     </w:p>
     <w:p>
@@ -26218,7 +26218,7 @@
             <w:vAlign w:val="top"/>
           </w:tcPr>
           <w:p>
-            <w:hyperlink w:history="1" r:id="rIdjxkfc-c3ra8cry11bnc91">
+            <w:hyperlink w:history="1" r:id="rIdwsrorho3mprtakqqovmua">
               <w:r>
                 <w:rPr>
                   <w:color w:val="1D4ED8"/>
@@ -26278,7 +26278,7 @@
                 <w:sz w:val="18"/>
                 <w:szCs w:val="18"/>
               </w:rPr>
-              <w:t xml:space="preserve">Princeton University, Department of Computer Science: Princeton's research portal has a record for the paper; B. Eysenbach is on the Princeton faculty.</w:t>
+              <w:t xml:space="preserve">Princeton University, Department of Computer Science: the Princeton research portal has a record for the paper; B. Eysenbach is on the Princeton faculty.</w:t>
             </w:r>
           </w:p>
         </w:tc>
@@ -26409,7 +26409,7 @@
         <w:t xml:space="preserve">Summary. </w:t>
       </w:r>
       <w:r>
-        <w:t xml:space="preserve">The METRA method argued that unsupervised skill discovery should move away from mutual information toward an objective based on the Wasserstein distance. This paper shows that its benefits are largely explained within the existing framework of mutual information skill learning. The METRA representation objective is reinterpreted as a contrastive objective: its constraint with L2 penalty matches the second-order Taylor expansion of the contrastive term. The actor objective is a lower bound on mutual information plus a term related to the information bottleneck, and the authors show that this term matters for exploration. The proposed method, contrastive successor features, directly optimizes a contrastive information bound and retains the performance of METRA with fewer moving parts.</w:t>
+        <w:t xml:space="preserve">The METRA method argued that unsupervised skill discovery should move away from mutual information toward an objective with a Wasserstein distance. This paper shows that its benefits are largely explained within the existing framework of mutual information skill learning. The representation objective of METRA is reinterpreted as a contrastive objective: its constraint with an L2 expectation matches the second-order Taylor expansion of the contrastive term. The actor objective is a lower bound on mutual information plus a term related to the information bottleneck, and the authors show that this term matters for exploration. The proposed method, contrastive successor features, directly optimizes a contrastive information bound and retains the performance of METRA with fewer moving parts.</w:t>
       </w:r>
     </w:p>
     <w:p>
@@ -27230,7 +27230,7 @@
         <w:t xml:space="preserve">Link to the theoretical introduction. </w:t>
       </w:r>
       <w:r>
-        <w:t xml:space="preserve">Complements Sections 1.2 and 1.9: the information between the skill, i.e. the agent's intervention, and the state transitions it causes is a form of empowerment, and the information-bottleneck term appears as a necessary ingredient.</w:t>
+        <w:t xml:space="preserve">Complements sections 1.2 and 1.9: the information between the skill, i.e. the intervention of the agent, and the state transitions that it causes is a form of empowerment, and the information bottleneck term emerges as a necessary ingredient.</w:t>
       </w:r>
     </w:p>
     <w:p>
@@ -27252,7 +27252,7 @@
         <w:t xml:space="preserve">INNOVATION  </w:t>
       </w:r>
       <w:r>
-        <w:t xml:space="preserve">Shows that a leading “non-mutual-information” objective for skill discovery is, up to second order, an information objective between skills and the transitions they cause.</w:t>
+        <w:t xml:space="preserve">Shows that a leading “mutual-information-free” objective for skill discovery is, up to second order, an information objective between skills and the transitions they cause.</w:t>
       </w:r>
     </w:p>
     <w:p>
@@ -27433,7 +27433,7 @@
             <w:vAlign w:val="top"/>
           </w:tcPr>
           <w:p>
-            <w:hyperlink w:history="1" r:id="rIdaayumu9zlzvvwogadopng">
+            <w:hyperlink w:history="1" r:id="rIdzokzkghu5gneja9cne080">
               <w:r>
                 <w:rPr>
                   <w:color w:val="1D4ED8"/>
@@ -27493,7 +27493,7 @@
                 <w:sz w:val="18"/>
                 <w:szCs w:val="18"/>
               </w:rPr>
-              <w:t xml:space="preserve">Princeton University (J. Tuyls and B. Eysenbach), according to the author block on arXiv (2510.13709), seen in search abstracts; the other four authors are at UC Berkeley. No record was found on the Princeton portal.</w:t>
+              <w:t xml:space="preserve">Princeton University (J. Tuyls and B. Eysenbach), according to the author block on arXiv (2510.13709), seen in search summaries; the other four authors are at UC Berkeley. No record was found in the Princeton portal.</w:t>
             </w:r>
           </w:p>
         </w:tc>
@@ -27544,7 +27544,7 @@
                 <w:sz w:val="18"/>
                 <w:szCs w:val="18"/>
               </w:rPr>
-              <w:t xml:space="preserve">human empowerment as an objective for language-model assistants · effective empowerment · estimation from the model's own uncertainty · offline text data only · coding assistance</w:t>
+              <w:t xml:space="preserve">human empowerment as an objective for language-model assistants · effective empowerment · estimation from the uncertainty of the model itself · offline text data only · programming assistance</w:t>
             </w:r>
           </w:p>
         </w:tc>
@@ -27624,7 +27624,7 @@
         <w:t xml:space="preserve">Summary. </w:t>
       </w:r>
       <w:r>
-        <w:t xml:space="preserve">Here, large-language-model assistants are trained to increase human empowerment, that is, the ability to bring about desired changes in the environment. The method, Empower, needs only offline text data, without human feedback and without verifiable rewards. The objective is effective empowerment: the mutual information between the human's next action and a future state, given the current state. This information is bounded by the entropy of the human's action and is estimated from the model's own uncertainty, so the assistant completes the predictable parts and leaves the high-impact decisions to the human. In a study with 18 people, the empowerment assistant was preferred in 78% of cases, and in a simulated coding environment it increased success on hard questions by 192% on average over a baseline model.</w:t>
+        <w:t xml:space="preserve">Here, assistants based on large language models are trained to increase human empowerment, i.e. the ability to bring about desired changes in the environment. The method, Empower, requires only offline text data, without human feedback and without verifiable rewards. The objective is effective empowerment: the mutual information between the next action of the human and a future state, given the current state. This information is bounded by the entropy of the human action and is estimated from the uncertainty of the model itself, so the assistant completes the predictable parts and leaves the high-impact decisions to the human. In a study with 18 people, the empowerment assistant was preferred in 78% of cases, and in a simulated programming environment it increased success on hard questions by 192% on average over a base model.</w:t>
       </w:r>
     </w:p>
     <w:p>
@@ -27648,7 +27648,7 @@
           <w:sz w:val="18"/>
           <w:szCs w:val="18"/>
         </w:rPr>
-        <w:t xml:space="preserve">  (Classical empowerment and the effective empowerment of the human with the entropy bound (representative formulation))</w:t>
+        <w:t xml:space="preserve">  (Classical empowerment and effective human empowerment with the entropy bound (representative formulation))</w:t>
       </w:r>
     </w:p>
     <w:p>
@@ -28136,7 +28136,7 @@
           <w:sz w:val="19"/>
           <w:szCs w:val="19"/>
         </w:rPr>
-        <w:t xml:space="preserve"> a sequence of actions with an optimized distribution, </w:t>
+        <w:t xml:space="preserve"> an action sequence with an optimized distribution, </w:t>
       </w:r>
       <m:oMath>
         <m:sSubSup>
@@ -28163,7 +28163,7 @@
           <w:sz w:val="19"/>
           <w:szCs w:val="19"/>
         </w:rPr>
-        <w:t xml:space="preserve"> the human's next action (accepting, rejecting or changing the suggestion), </w:t>
+        <w:t xml:space="preserve"> the next action of the human (acceptance, rejection or modification of the suggestion), </w:t>
       </w:r>
       <m:oMath>
         <m:sSub>
@@ -28268,7 +28268,7 @@
         <w:t xml:space="preserve">Link to the theoretical introduction. </w:t>
       </w:r>
       <w:r>
-        <w:t xml:space="preserve">Complements Section 1.2: the empowerment of Klyubin and coauthors [B3] becomes a training objective for language assistants, with a computable bound from the entropy of the human's action.</w:t>
+        <w:t xml:space="preserve">Complements section 1.2: the empowerment of Klyubin and coauthors [B3] becomes a training objective for language assistants, with a bound computable from the entropy of the human action.</w:t>
       </w:r>
     </w:p>
     <w:p>
@@ -28290,7 +28290,7 @@
         <w:t xml:space="preserve">INNOVATION  </w:t>
       </w:r>
       <w:r>
-        <w:t xml:space="preserve">Turns the causal capacity from human actions to future outcomes into a trainable objective for language-model assistants, using only offline text.</w:t>
+        <w:t xml:space="preserve">Turns the causal capacity from the actions of the human to future outcomes into a trainable objective for language-model assistants, using only offline text.</w:t>
       </w:r>
     </w:p>
     <w:p>
@@ -28471,7 +28471,7 @@
             <w:vAlign w:val="top"/>
           </w:tcPr>
           <w:p>
-            <w:hyperlink w:history="1" r:id="rIdu2d4h3sb7oarckfabn70o">
+            <w:hyperlink w:history="1" r:id="rIdnlldkquxxcoackmeggt3r">
               <w:r>
                 <w:rPr>
                   <w:color w:val="1D4ED8"/>
@@ -28531,7 +28531,7 @@
                 <w:sz w:val="18"/>
                 <w:szCs w:val="18"/>
               </w:rPr>
-              <w:t xml:space="preserve">Princeton University: the page of T. Gregor's laboratory and the Biophysics page list the paper; T. Gregor and W. Bialek are on the Princeton faculty. The author list follows the laboratory page; the arXiv version does not include Z. Aridor.</w:t>
+              <w:t xml:space="preserve">Princeton University: the laboratory page of T. Gregor and the Biophysics page list the paper; T. Gregor and W. Bialek are on the Princeton faculty. The author list follows the laboratory page; the arXiv version does not include Z. Aridor.</w:t>
             </w:r>
           </w:p>
         </w:tc>
@@ -28582,7 +28582,7 @@
                 <w:sz w:val="18"/>
                 <w:szCs w:val="18"/>
               </w:rPr>
-              <w:t xml:space="preserve">positional information · gap genes in the fly embryo · positional precision of about 1% · correlated errors · unique identity of cell rows</w:t>
+              <w:t xml:space="preserve">positional information · gap genes in the fly embryo · positional accuracy of about 1% · correlated errors · unique identity of cell rows</w:t>
             </w:r>
           </w:p>
         </w:tc>
@@ -28662,7 +28662,7 @@
         <w:t xml:space="preserve">Summary. </w:t>
       </w:r>
       <w:r>
-        <w:t xml:space="preserve">The question is whether the expression levels of the gap genes carry enough information for every row of cells along the fly embryo to have a unique identity. The signals reach a positional precision of about 1%, slightly less than what unique specification requires. The gap closes if the positional errors are correlated over about 20% of the embryo length, which is measured from the stripe positions of the pair-rule genes in more than 100 embryos. With the correlations, the available information is within about 2% of what unique specification requires. This supports the view that precise signals exist from the start and are preserved as they are transformed into final patterns.</w:t>
+        <w:t xml:space="preserve">The question is whether the expression levels of the gap genes carry enough information for every row of cells along the fly embryo to have a unique identity. The signals reach a positional accuracy of about 1%, slightly less than what is needed for unique specification. The gap closes if the positional errors are correlated over about 20% of the embryo length, which is measured from the positions of the stripes of the pair-rule genes in more than 100 embryos. With the correlations, the available information is within about 2% of what unique specification requires. This supports the view that precise signals exist from the start and are preserved when they are transformed into the final patterns.</w:t>
       </w:r>
     </w:p>
     <w:p>
@@ -29081,7 +29081,7 @@
           <w:sz w:val="19"/>
           <w:szCs w:val="19"/>
         </w:rPr>
-        <w:t xml:space="preserve"> is the position along the embryo axis, uniformly distributed with </w:t>
+        <w:t xml:space="preserve"> is the position along the axis of the embryo, uniformly distributed with </w:t>
       </w:r>
       <m:oMath>
         <m:r>
@@ -29138,7 +29138,7 @@
           <w:sz w:val="19"/>
           <w:szCs w:val="19"/>
         </w:rPr>
-        <w:t xml:space="preserve"> the embryo length, </w:t>
+        <w:t xml:space="preserve"> the length of the embryo, </w:t>
       </w:r>
       <m:oMath>
         <m:r>
@@ -29257,7 +29257,7 @@
         <w:t xml:space="preserve">Link to the theoretical introduction. </w:t>
       </w:r>
       <w:r>
-        <w:t xml:space="preserve">Complements Section 1.1: the mutual information between the upstream cause (position, encoded by the morphogens) and the effect (gene expression) is measured in bits, and the correlations of the errors show how much of this information reaches the decision of the cell.</w:t>
+        <w:t xml:space="preserve">Complements section 1.1: the mutual information between the upstream cause (position, encoded by the morphogens) and the effect (gene expression) is measured in bits, and the correlations of the errors show how much of this information reaches the decision of the cell.</w:t>
       </w:r>
     </w:p>
     <w:p>
@@ -29279,7 +29279,7 @@
         <w:t xml:space="preserve">INNOVATION  </w:t>
       </w:r>
       <w:r>
-        <w:t xml:space="preserve">Shows that correlated positional errors recover the “last bits” that the unique identity of cells requires.</w:t>
+        <w:t xml:space="preserve">Shows that correlated positional errors recover the “last bits” needed for the unique identity of cells.</w:t>
       </w:r>
     </w:p>
     <w:p>
@@ -29460,7 +29460,7 @@
             <w:vAlign w:val="top"/>
           </w:tcPr>
           <w:p>
-            <w:hyperlink w:history="1" r:id="rIdgaxwf2skelhjtr-yysl7x">
+            <w:hyperlink w:history="1" r:id="rIdya-f_dede_pir0ro_crvh">
               <w:r>
                 <w:rPr>
                   <w:color w:val="1D4ED8"/>
@@ -29520,7 +29520,7 @@
                 <w:sz w:val="18"/>
                 <w:szCs w:val="18"/>
               </w:rPr>
-              <w:t xml:space="preserve">Princeton University: Princeton's research portal has a record for the paper; W. Bialek is in the Department of Physics and the Lewis-Sigler Institute.</w:t>
+              <w:t xml:space="preserve">Princeton University: the Princeton research portal has a record for the paper; W. Bialek is in the Department of Physics and the Lewis-Sigler Institute.</w:t>
             </w:r>
           </w:p>
         </w:tc>
@@ -29651,7 +29651,7 @@
         <w:t xml:space="preserve">Summary. </w:t>
       </w:r>
       <w:r>
-        <w:t xml:space="preserve">The lectures examine the optimization of information flow as a potentially general theoretical principle for living systems. The main example is the gap gene network in the fly embryo: the information that passes from the maternal signals, the upstream cause, to the expression of the gap genes is maximized under a resource constraint. Examples from neural coding and prediction are also treated. The claim is that the optimization approach gives detailed and nearly parameter-free predictions. Information transmission is presented as a directed quantity from input to output, which biological networks tend to maximize. It is the broadest summary of this line from Princeton; the corresponding research paper was in a previous report of the series.</w:t>
+        <w:t xml:space="preserve">The lectures examine the optimization of information flow as a potentially general theoretical principle for living systems. The main example is the gap gene network in the fly embryo: the information that passes from the maternal signals, the upstream cause, to the expression of the gap genes is maximized under a resource constraint. Examples from neural coding and prediction are also treated. The claim is that the optimization approach gives detailed and nearly parameter-free predictions. Information transmission is presented as a directed quantity from input to output that biological networks tend to maximize. It is the broadest summary of this line from Princeton; the corresponding research paper was in a previous report of the series.</w:t>
       </w:r>
     </w:p>
     <w:p>
@@ -29940,7 +29940,7 @@
           <w:sz w:val="19"/>
           <w:szCs w:val="19"/>
         </w:rPr>
-        <w:t xml:space="preserve"> the network output (gene expression), </w:t>
+        <w:t xml:space="preserve"> the output of the network (gene expression), </w:t>
       </w:r>
       <m:oMath>
         <m:r>
@@ -29953,7 +29953,7 @@
           <w:sz w:val="19"/>
           <w:szCs w:val="19"/>
         </w:rPr>
-        <w:t xml:space="preserve"> the network parameters, </w:t>
+        <w:t xml:space="preserve"> the parameters of the network, </w:t>
       </w:r>
       <m:oMath>
         <m:sSub>
@@ -30031,7 +30031,7 @@
         <w:t xml:space="preserve">Link to the theoretical introduction. </w:t>
       </w:r>
       <w:r>
-        <w:t xml:space="preserve">Complements Section 1.1: the biological network is seen as a channel from the cause to the response, and its parameters as the law that brings the information flow close to capacity, at a cost.</w:t>
+        <w:t xml:space="preserve">Complements section 1.1: the biological network is seen as a channel from the cause to the response, and its parameters as the law that brings the information flow close to capacity, at a cost.</w:t>
       </w:r>
     </w:p>
     <w:p>
@@ -30053,7 +30053,7 @@
         <w:t xml:space="preserve">INNOVATION  </w:t>
       </w:r>
       <w:r>
-        <w:t xml:space="preserve">Presents the maximization of directed information from input to output as a general candidate principle for biological networks, with nearly parameter-free predictions.</w:t>
+        <w:t xml:space="preserve">Presents the maximization of directed information from input to output as a candidate general principle for biological networks, with nearly parameter-free predictions.</w:t>
       </w:r>
     </w:p>
     <w:p>
@@ -30074,7 +30074,7 @@
         <w:jc w:val="both"/>
       </w:pPr>
       <w:r>
-        <w:t xml:space="preserve">The 20 papers cover all sections of Part I except capacity with feedback. The table gives for each its role, the question it addresses and the main message.</w:t>
+        <w:t xml:space="preserve">The 20 papers cover all sections of Part I except capacity with feedback. The table gives, for each paper, its role, the question it addresses and the main message.</w:t>
       </w:r>
     </w:p>
     <w:tbl>
@@ -30244,7 +30244,7 @@
                 <w:sz w:val="17"/>
                 <w:szCs w:val="17"/>
               </w:rPr>
-              <w:t xml:space="preserve">Quantum cyclic orders</w:t>
+              <w:t xml:space="preserve">Cyclic quantum orders</w:t>
             </w:r>
           </w:p>
         </w:tc>
@@ -30447,7 +30447,7 @@
                 <w:sz w:val="17"/>
                 <w:szCs w:val="17"/>
               </w:rPr>
-              <w:t xml:space="preserve">How is entropy production linked to the directedness of connections?</w:t>
+              <w:t xml:space="preserve">How is entropy production related to the directedness of connections?</w:t>
             </w:r>
           </w:p>
         </w:tc>
@@ -30539,7 +30539,7 @@
                 <w:sz w:val="17"/>
                 <w:szCs w:val="17"/>
               </w:rPr>
-              <w:t xml:space="preserve">How is “the whole more than the parts” measured?</w:t>
+              <w:t xml:space="preserve">How is “the whole is more than the parts” measured?</w:t>
             </w:r>
           </w:p>
         </w:tc>
@@ -30650,7 +30650,7 @@
                 <w:sz w:val="17"/>
                 <w:szCs w:val="17"/>
               </w:rPr>
-              <w:t xml:space="preserve">Cognitive–sensory and medial ones.</w:t>
+              <w:t xml:space="preserve">The cognitive–sensory and medial ones.</w:t>
             </w:r>
           </w:p>
         </w:tc>
@@ -31196,7 +31196,7 @@
                 <w:sz w:val="17"/>
                 <w:szCs w:val="17"/>
               </w:rPr>
-              <w:t xml:space="preserve">Minimax rate; n becomes n ln n.</w:t>
+              <w:t xml:space="preserve">Minimax rates; n becomes n ln n.</w:t>
             </w:r>
           </w:p>
         </w:tc>
@@ -31378,7 +31378,7 @@
                 <w:sz w:val="17"/>
                 <w:szCs w:val="17"/>
               </w:rPr>
-              <w:t xml:space="preserve">Capacity over the polytope; no optimality for every reward.</w:t>
+              <w:t xml:space="preserve">Capacity over the polytope; not optimality for every reward.</w:t>
             </w:r>
           </w:p>
         </w:tc>
@@ -31427,7 +31427,7 @@
                 <w:sz w:val="17"/>
                 <w:szCs w:val="17"/>
               </w:rPr>
-              <w:t xml:space="preserve">Assistance via empowerment</w:t>
+              <w:t xml:space="preserve">Assistance with empowerment</w:t>
             </w:r>
           </w:p>
         </w:tc>
@@ -31449,7 +31449,7 @@
                 <w:sz w:val="17"/>
                 <w:szCs w:val="17"/>
               </w:rPr>
-              <w:t xml:space="preserve">How is a human helped without knowing the goal?</w:t>
+              <w:t xml:space="preserve">How can a human be helped without knowing the goal?</w:t>
             </w:r>
           </w:p>
         </w:tc>
@@ -31471,7 +31471,7 @@
                 <w:sz w:val="17"/>
                 <w:szCs w:val="17"/>
               </w:rPr>
-              <w:t xml:space="preserve">It increases the capacity of the human's channel.</w:t>
+              <w:t xml:space="preserve">Increase the capacity of the human’s channel.</w:t>
             </w:r>
           </w:p>
         </w:tc>
@@ -31539,7 +31539,7 @@
                 <w:sz w:val="17"/>
                 <w:szCs w:val="17"/>
               </w:rPr>
-              <w:t xml:space="preserve">Do children explore by information gain?</w:t>
+              <w:t xml:space="preserve">Do children explore according to information gain?</w:t>
             </w:r>
           </w:p>
         </w:tc>
@@ -31653,7 +31653,7 @@
                 <w:sz w:val="17"/>
                 <w:szCs w:val="17"/>
               </w:rPr>
-              <w:t xml:space="preserve">Little at rest, much during tasks.</w:t>
+              <w:t xml:space="preserve">Slightly at rest, strongly during tasks.</w:t>
             </w:r>
           </w:p>
         </w:tc>
@@ -31813,7 +31813,7 @@
                 <w:sz w:val="17"/>
                 <w:szCs w:val="17"/>
               </w:rPr>
-              <w:t xml:space="preserve">Can an assistant be trained with empowerment?</w:t>
+              <w:t xml:space="preserve">Can the assistant be trained with empowerment?</w:t>
             </w:r>
           </w:p>
         </w:tc>
@@ -31903,7 +31903,7 @@
                 <w:sz w:val="17"/>
                 <w:szCs w:val="17"/>
               </w:rPr>
-              <w:t xml:space="preserve">Is positional information enough for unique identity?</w:t>
+              <w:t xml:space="preserve">Is positional information enough for a unique identity?</w:t>
             </w:r>
           </w:p>
         </w:tc>
@@ -32045,7 +32045,7 @@
         <w:jc w:val="both"/>
       </w:pPr>
       <w:r>
-        <w:t xml:space="preserve">The strongest theme of the set is the capacity of an interventional channel. In quantum theory, the causal structure itself changes the capacity: the superposition of orders turns channels without capacity into perfect channels [O2] or into channels with a capacity that grows with the number of channels [O1]. In reinforcement learning and in humans, the capacity from actions to the future, empowerment, is an assistance objective [BK4, P3], a motive of exploration [H5] and the basis of skill learning [BK3, P2]. [BK3] also shows its limit: maximal capacity does not guarantee optimality for every goal. Section 9 uses the same idea for pumping.</w:t>
+        <w:t xml:space="preserve">The strongest theme of the set is the capacity of an interventional channel. In quantum theory, the causal structure itself changes the capacity: the superposition of orders turns channels without capacity into perfect channels [O2] or into channels with a capacity that grows with the number of channels [O1]. In reinforcement learning and in humans, the capacity from actions to the future, empowerment, is an assistance objective [BK4, P3], a motive for exploration [H5] and the basis of skill learning [BK3, P2]. [BK3] also shows its limit: maximal capacity does not guarantee optimality for every goal. Section 9 uses the same idea for pumping.</w:t>
       </w:r>
     </w:p>
     <w:p>
@@ -32065,7 +32065,7 @@
         <w:jc w:val="both"/>
       </w:pPr>
       <w:r>
-        <w:t xml:space="preserve">Every causal measure based on information must be estimated. The minimax bounds for divergences [BK1] show that the plug-in estimator has a large loss relative to the optimum; the theory of the jackknife and the bootstrap [BK2] shows when bias correction works and when its iteration hurts; estimation with learned representations [H2] pushes mutual information to more than 1 000 dimensions; and the bottleneck problems [H1] give the limit of dependence detection when the data are compressed. For the aquifer, this means that estimates of the information flow must be corrected and reported with an interval.</w:t>
+        <w:t xml:space="preserve">Every information-based causal measure must be estimated. Minimax bounds for divergences [BK1] show that the plug-in estimator has a large loss relative to the optimum; the theory of the jackknife and the bootstrap [BK2] shows when bias correction works and when iterating it hurts; estimation with learned representations [H2] pushes mutual information to more than 1 000 dimensions; and bottleneck problems [H1] give the limit of dependence detection when the data are compressed. For the aquifer, this means that estimates of information flow must be bias-corrected and reported with an interval.</w:t>
       </w:r>
     </w:p>
     <w:p>
@@ -32085,7 +32085,7 @@
         <w:jc w:val="both"/>
       </w:pPr>
       <w:r>
-        <w:t xml:space="preserve">Three papers use entropy production, the divergence between a trajectory and its reversal, as a macroscopic measure of direction: it grows with the asymmetry and hierarchy of connections [O3], distinguishes brain states [P1] and is attributed to specific interactions between regions [O5]. This is another path to causality: instead of intervention, it uses the asymmetry of time. It does not identify the cause without a model, but it shows where there is a net flow.</w:t>
+        <w:t xml:space="preserve">Three papers use entropy production, the divergence between a trajectory and its time reversal, as a macroscopic measure of direction: it grows with the asymmetry and hierarchy of the connections [O3], distinguishes brain states [P1] and is attributed to specific interactions between regions [O5]. This is another route to causality: instead of intervention, it uses the asymmetry of time. It does not identify the cause without a model, but it shows where there is a net flow.</w:t>
       </w:r>
     </w:p>
     <w:p>
@@ -32105,7 +32105,7 @@
         <w:jc w:val="both"/>
       </w:pPr>
       <w:r>
-        <w:t xml:space="preserve">The criteria for causal emergence from information decomposition [O4] are applied to gene regulatory networks that learn [H3]; the bottleneck is used to select the information that causal adjustment needs [H4]; and biophysics measures how much information about the cause reaches the decision of the cell [P4] and how close to capacity biological networks operate [P5]. As in the previous report, decompositions describe the structure of information, not the causal contribution of each part.</w:t>
+        <w:t xml:space="preserve">Criteria for causal emergence from information decomposition [O4] are applied to gene networks that learn [H3]; the bottleneck is used to select the information that causal adjustment needs [H4]; and biophysics measures how much information about the cause reaches the decision of the cell [P4] and how close to capacity biological networks operate [P5]. As in the previous report, decompositions describe the structure of information, not the causal contribution of each part.</w:t>
       </w:r>
     </w:p>
     <w:p>
@@ -32144,7 +32144,7 @@
         <w:jc w:val="both"/>
       </w:pPr>
       <w:r>
-        <w:t xml:space="preserve">Estimates of the information flow must be corrected for bias and reported with an interval [BK1, BK2]; with many dimensions, the summaries must preserve dependence [H2].</w:t>
+        <w:t xml:space="preserve">Estimates of information flow must be bias-corrected and reported with an interval [BK1, BK2]; with many dimensions, summaries must preserve dependence [H2].</w:t>
       </w:r>
     </w:p>
     <w:p>
@@ -32158,7 +32158,7 @@
         <w:jc w:val="both"/>
       </w:pPr>
       <w:r>
-        <w:t xml:space="preserve">The design of pumping tests can be chosen by expected information [BK5] or, when the goal is the flow of a rule, by the optimal allocation of Section 9.</w:t>
+        <w:t xml:space="preserve">The design of pumping tests can be chosen by expected information [BK5] or, when the goal is the flow of a rule, by the optimal allocation of section 9.</w:t>
       </w:r>
     </w:p>
     <w:p>
@@ -32172,7 +32172,7 @@
         <w:jc w:val="both"/>
       </w:pPr>
       <w:r>
-        <w:t xml:space="preserve">Entropy production from the piezometer series can show the net direction of influence in the well field [O3, P1], as a complement to interventional measurements.</w:t>
+        <w:t xml:space="preserve">Entropy production from piezometer series can show the net direction of influence in the well field [O3, P1], as a complement to interventional measurements.</w:t>
       </w:r>
     </w:p>
     <w:p>
@@ -32192,7 +32192,7 @@
         <w:jc w:val="both"/>
       </w:pPr>
       <w:r>
-        <w:t xml:space="preserve">Papers closely related to the topic that were left out because of the limit of 5 papers per institution, an overlap with a selected paper, or an unconfirmed bibliographic or affiliation field.</w:t>
+        <w:t xml:space="preserve">Papers closely related to the topic that were left out because of the limit of 5 papers per institution, an overlap with a selected paper, or an unconfirmed bibliographic field or affiliation.</w:t>
       </w:r>
     </w:p>
     <w:tbl>
@@ -32354,7 +32354,7 @@
               </w:rPr>
               <w:t xml:space="preserve">, 22, 073014 (author order not verified). </w:t>
             </w:r>
-            <w:hyperlink w:history="1" r:id="rId0tfhxokdmatv965btaltm">
+            <w:hyperlink w:history="1" r:id="rIdem1vcr4nfzy8tizmbd9hy">
               <w:r>
                 <w:rPr>
                   <w:color w:val="1D4ED8"/>
@@ -32384,7 +32384,7 @@
                 <w:sz w:val="17"/>
                 <w:szCs w:val="17"/>
               </w:rPr>
-              <w:t xml:space="preserve">Resource theory of communication with causal order; complements [O1, O2].</w:t>
+              <w:t xml:space="preserve">Resource theory for communication with causal order; complements [O1, O2].</w:t>
             </w:r>
           </w:p>
         </w:tc>
@@ -32451,7 +32451,7 @@
               </w:rPr>
               <w:t xml:space="preserve">, 104, 014411. </w:t>
             </w:r>
-            <w:hyperlink w:history="1" r:id="rId8iautx-ls9-zbz9ov_ajq">
+            <w:hyperlink w:history="1" r:id="rId4oks9w6dxybnxngq7_wfr">
               <w:r>
                 <w:rPr>
                   <w:color w:val="1D4ED8"/>
@@ -32547,7 +32547,7 @@
               </w:rPr>
               <w:t xml:space="preserve">, 11, 54. </w:t>
             </w:r>
-            <w:hyperlink w:history="1" r:id="rIdms5ics2bbi8u06hkjp1ou">
+            <w:hyperlink w:history="1" r:id="rIdzeqkrsfgqycfv0s8bmogr">
               <w:r>
                 <w:rPr>
                   <w:color w:val="1D4ED8"/>
@@ -32644,7 +32644,7 @@
               </w:rPr>
               <w:t xml:space="preserve">, 24(7), 975–986. </w:t>
             </w:r>
-            <w:hyperlink w:history="1" r:id="rIdu9zxh9rlcwpxlwftscd79">
+            <w:hyperlink w:history="1" r:id="rIddzvf9lfld-jdxzznzlqtu">
               <w:r>
                 <w:rPr>
                   <w:color w:val="1D4ED8"/>
@@ -32740,7 +32740,7 @@
               </w:rPr>
               <w:t xml:space="preserve">, PMLR 139, 1953–1963. </w:t>
             </w:r>
-            <w:hyperlink w:history="1" r:id="rIdizu7gjhjusg4ssi7kx6ry">
+            <w:hyperlink w:history="1" r:id="rIdmtnqrwaibzhuevnzhyots">
               <w:r>
                 <w:rPr>
                   <w:color w:val="1D4ED8"/>
@@ -32922,7 +32922,7 @@
               </w:rPr>
               <w:t xml:space="preserve">, 111, 054411. </w:t>
             </w:r>
-            <w:hyperlink w:history="1" r:id="rIdoaf6_ek39uwtc3qq1pfng">
+            <w:hyperlink w:history="1" r:id="rId1dl9ufv7plyoyf1xo5x2o">
               <w:r>
                 <w:rPr>
                   <w:color w:val="1D4ED8"/>
@@ -33019,7 +33019,7 @@
               </w:rPr>
               <w:t xml:space="preserve">, 148(2), dev176065. </w:t>
             </w:r>
-            <w:hyperlink w:history="1" r:id="rId_64j1ir_n6gregsnoz2aq">
+            <w:hyperlink w:history="1" r:id="rIdpusz6e7xwj82cun_ncnbh">
               <w:r>
                 <w:rPr>
                   <w:color w:val="1D4ED8"/>
@@ -33074,7 +33074,7 @@
         <w:jc w:val="both"/>
       </w:pPr>
       <w:r>
-        <w:t xml:space="preserve">The previous report showed that the transfer entropy from the operator's records overestimates the causal information flow from pumping to the toe of the interface, and that a random rotation of pumping solves this. The design question remained open: how should pumping be randomized so that the flow is measured as accurately as possible with as few well-years as possible? This section proposes and tests </w:t>
+        <w:t xml:space="preserve">The previous report showed that transfer entropy from the operator’s records overestimates the causal information flow from pumping to the toe of the interface, and that a random rotation of pumping solves this. The design question remained open: how should pumping be randomized so that the flow is measured as accurately as possible with as few well-years as possible? This section proposes and tests </w:t>
       </w:r>
       <w:r>
         <w:rPr>
@@ -33084,7 +33084,7 @@
         <w:t xml:space="preserve">KANAL-GO</w:t>
       </w:r>
       <w:r>
-        <w:t xml:space="preserve">: pumping is treated as a causal channel with a known capacity, the flow of every rule is expressed as a fraction of this capacity, and from this the optimal experimental design for the measurement goal is derived. The same question, how the intervention should be chosen to learn as much as possible about a causal channel, arises for children and agents that explore [BK5, H5], for assistants that increase human control [BK4, P3] and for quantum communication, where the causal order itself is a resource [O1, O2].</w:t>
+        <w:t xml:space="preserve">: pumping is treated as a causal channel with a known capacity, the flow of each rule is expressed as a fraction of this capacity, and from this the optimal design of the experiment for the measurement goal is derived. The same question, how the intervention should be chosen so as to learn as much as possible about a causal channel, arises for children and agents that explore [BK5, H5], for assistants that increase human control [BK4, P3] and for quantum communication, where causal order itself is a resource [O1, O2].</w:t>
       </w:r>
     </w:p>
     <w:p>
@@ -33606,7 +33606,7 @@
         <w:jc w:val="both"/>
       </w:pPr>
       <w:r>
-        <w:t xml:space="preserve">for three rules: the operator's rule, </w:t>
+        <w:t xml:space="preserve">for three rules: the operator’s rule, </w:t>
       </w:r>
       <m:oMath>
         <m:r>
@@ -33834,7 +33834,7 @@
         <w:t xml:space="preserve">50/50 with a cap</w:t>
       </w:r>
       <w:r>
-        <w:t xml:space="preserve">, where at the highest alarm level high pumping does not exceed the operator's frequency (0.25); and, as a reference, (iv) the operator's </w:t>
+        <w:t xml:space="preserve">, where at the highest alarm level high pumping does not exceed the operator’s frequency (0.25); and, as a reference, (iv) the operator’s </w:t>
       </w:r>
       <w:r>
         <w:rPr>
@@ -33844,7 +33844,7 @@
         <w:t xml:space="preserve">records</w:t>
       </w:r>
       <w:r>
-        <w:t xml:space="preserve"> with back-door adjustment for drought and the previous decision. Every estimate is corrected for bias with the bootstrap and gives a 95% interval. 400 data sets were used for each size, with 500, 2 000, 8 000 well-years.</w:t>
+        <w:t xml:space="preserve"> with back-door adjustment for drought and the previous decision. Every estimate is bias-corrected with the bootstrap and gives a 95% interval. For each size, 400 data sets were used, with 500, 2 000, 8 000 well-years.</w:t>
       </w:r>
     </w:p>
     <w:p>
@@ -33864,7 +33864,7 @@
         <w:jc w:val="both"/>
       </w:pPr>
       <w:r>
-        <w:t xml:space="preserve">For small effects, the expansion of Section 1.5 gives, at each alarm level, a simple relation between the flow of a rule and the causal capacity </w:t>
+        <w:t xml:space="preserve">For small effects, the expansion of section 1.5 gives, for each alarm level, a simple relation between the flow of a rule and the causal capacity </w:t>
       </w:r>
       <m:oMath>
         <m:sSub>
@@ -34317,7 +34317,7 @@
         </m:d>
       </m:oMath>
       <w:r>
-        <w:t xml:space="preserve"> is obtained with the delta method. The derivative of </w:t>
+        <w:t xml:space="preserve"> is obtained with the delta method. The gradient of </w:t>
       </w:r>
       <m:oMath>
         <m:r>
@@ -35570,7 +35570,7 @@
           <wp:inline distT="0" distB="0" distL="0" distR="0">
             <wp:extent cx="5581650" cy="2438400"/>
             <wp:effectExtent t="0" r="0" b="0" l="0"/>
-            <wp:docPr id="1" name="Information flow versus the pumping probability for the four alarm levels, and the variance loss from following the rule" descr="Information flow versus the pumping probability for the four alarm levels, and the variance loss from following the rule" title="Information flow versus the pumping probability for the four alarm levels, and the variance loss from following the rule"/>
+            <wp:docPr id="1" name="Information flow as a function of the pumping probability for the four alarm levels, and the loss in variance from following the rule" descr="Information flow as a function of the pumping probability for the four alarm levels, and the loss in variance from following the rule" title="Information flow as a function of the pumping probability for the four alarm levels, and the loss in variance from following the rule"/>
             <wp:cNvGraphicFramePr>
               <a:graphicFrameLocks xmlns:a="http://schemas.openxmlformats.org/drawingml/2006/main" noChangeAspect="1"/>
             </wp:cNvGraphicFramePr>
@@ -35677,7 +35677,7 @@
           <w:sz w:val="18"/>
           <w:szCs w:val="18"/>
         </w:rPr>
-        <w:t xml:space="preserve">); circles and squares are the operator's rule and the cautious rule. (b) Variance ratio when the experiment follows the rule instead of randomizing 50/50, from theory, with the values of the two rules at the four levels.</w:t>
+        <w:t xml:space="preserve">); circles and squares are the operator’s rule and the cautious rule. (b) Variance ratio when the experiment follows the rule instead of randomizing 50/50, from theory, with the values of the two rules at the four levels.</w:t>
       </w:r>
     </w:p>
     <w:tbl>
@@ -35826,7 +35826,7 @@
                 <w:sz w:val="16"/>
                 <w:szCs w:val="16"/>
               </w:rPr>
-              <w:t xml:space="preserve">operator's</w:t>
+              <w:t xml:space="preserve">operator’s</w:t>
             </w:r>
           </w:p>
         </w:tc>
@@ -36100,7 +36100,7 @@
         <w:t xml:space="preserve">The causal capacity of pumping grows as the toe gets closer.</w:t>
       </w:r>
       <w:r>
-        <w:t xml:space="preserve"> By alarm level it is 11.5, 13.4, 15.2, 18.4 millibits per well-year, and it is reached at every level with a pumping probability of 0.50. When the toe is close to the well, a pumping decision has more influence on the following year.</w:t>
+        <w:t xml:space="preserve"> By alarm level it is 11.5, 13.4, 15.2, 18.4 millibits per well-year, and it is achieved at every level with a pumping probability of 0.50. When the toe is close to the well, a pumping decision has more influence on the following year.</w:t>
       </w:r>
     </w:p>
     <w:p>
@@ -36118,7 +36118,7 @@
           <w:b/>
           <w:bCs/>
         </w:rPr>
-        <w:t xml:space="preserve">The flow of every rule is a fraction of capacity.</w:t>
+        <w:t xml:space="preserve">The flow of each rule is a fraction of capacity.</w:t>
       </w:r>
       <w:r>
         <w:t xml:space="preserve"> The formula </w:t>
@@ -36157,7 +36157,7 @@
         </m:r>
       </m:oMath>
       <w:r>
-        <w:t xml:space="preserve"> gives 12.98 millibits for the operator's rule and 6.39 for the cautious rule, while the exact values are 12.98 and 6.40. The cautious rule carries only about half of the information, because at the extreme levels its decision is almost predictable.</w:t>
+        <w:t xml:space="preserve"> gives 12.98 millibits for the operator’s rule and 6.39 for the cautious one, while the exact values are 12.98 and 6.40. The cautious rule carries only about half of the information, because at the extreme levels its decision is almost predictable.</w:t>
       </w:r>
     </w:p>
     <w:p>
@@ -36182,7 +36182,7 @@
           <wp:inline distT="0" distB="0" distL="0" distR="0">
             <wp:extent cx="5581650" cy="2390775"/>
             <wp:effectExtent t="0" r="0" b="0" l="0"/>
-            <wp:docPr id="1" name="Standard deviation of the information-flow estimate versus the number of well-years for four designs" descr="Standard deviation of the information-flow estimate versus the number of well-years for four designs" title="Standard deviation of the information-flow estimate versus the number of well-years for four designs"/>
+            <wp:docPr id="1" name="Standard deviation of the information-flow estimate as a function of the number of well-years for four designs" descr="Standard deviation of the information-flow estimate as a function of the number of well-years for four designs" title="Standard deviation of the information-flow estimate as a function of the number of well-years for four designs"/>
             <wp:cNvGraphicFramePr>
               <a:graphicFrameLocks xmlns:a="http://schemas.openxmlformats.org/drawingml/2006/main" noChangeAspect="1"/>
             </wp:cNvGraphicFramePr>
@@ -36239,7 +36239,7 @@
           <w:sz w:val="18"/>
           <w:szCs w:val="18"/>
         </w:rPr>
-        <w:t xml:space="preserve"> Standard deviation of the corrected estimate of the information flow, by number of well-years and design, for (a) the operator's rule and (b) the cautious rule; the dotted lines are the delta-method prediction. The scales are logarithmic.</w:t>
+        <w:t xml:space="preserve"> Standard deviation of the corrected estimate of the information flow, by number of well-years and design, for (a) the operator’s rule and (b) the cautious rule; the dotted lines are the prediction of the delta method. The scales are logarithmic.</w:t>
       </w:r>
     </w:p>
     <w:tbl>
@@ -37705,7 +37705,7 @@
         <w:jc w:val="both"/>
       </w:pPr>
       <w:r>
-        <w:t xml:space="preserve">Bias and standard deviation (SD) are given in millibits. This follows three lessons of Part II: plug-in estimators of divergences have a bias and minimax bounds that must be respected [BK1, BK2]; the capacity of the channel from actions to the future is the right measure of control [BK3, P2]; and choosing interventions by expected information is the natural design criterion [BK5].</w:t>
+        <w:t xml:space="preserve">The bias and the standard deviation (SD) are given in millibits. This follows three lessons of Part II: plug-in estimators of divergences have a bias and minimax bounds that must be respected [BK1, BK2]; the channel capacity from actions to the future is the right measure of control [BK3, P2]; and choosing interventions by expected information is the natural design criterion [BK5].</w:t>
       </w:r>
     </w:p>
     <w:p>
@@ -37726,7 +37726,7 @@
         <w:t xml:space="preserve">The 50/50 experiment is the most accurate for every goal.</w:t>
       </w:r>
       <w:r>
-        <w:t xml:space="preserve"> With 8 000 well-years, the variance of following the rule is 1.24 times that of the 50/50 design for the operator's rule and 1.57 times for the cautious rule, while theory predicts 1.13 and 1.59. A single 50/50 experiment measures all rules and the capacity at once, while following the rule requires a separate experiment for each rule.</w:t>
+        <w:t xml:space="preserve"> With 8 000 well-years, the variance of following the rule is 1.24 times that of the 50/50 design for the operator’s rule and 1.57 times for the cautious one, while the theory predicts 1.13 and 1.59. A single 50/50 experiment measures all the rules and the capacity at once, whereas following the rule requires a separate experiment for each rule.</w:t>
       </w:r>
     </w:p>
     <w:p>
@@ -37744,10 +37744,10 @@
           <w:b/>
           <w:bCs/>
         </w:rPr>
-        <w:t xml:space="preserve">The records need much more data.</w:t>
-      </w:r>
-      <w:r>
-        <w:t xml:space="preserve"> Even with back-door adjustment and correction, the operator's records have a bias of 7.1 millibits with 500 well-years and a variance 5.13 times larger than the 50/50 experiment with 8 000. For a standard deviation of 2 millibits, about 8 500 well-years are needed with an experiment and about 43 700 with records.</w:t>
+        <w:t xml:space="preserve">The records require much more data.</w:t>
+      </w:r>
+      <w:r>
+        <w:t xml:space="preserve"> Even with back-door adjustment and correction, the operator’s records have a bias of 7.1 millibits with 500 well-years and a variance 5.13 times larger than the 50/50 experiment with 8 000. For a standard deviation of 2 millibits, about 8 500 well-years are needed with an experiment and about 43 700 with records.</w:t>
       </w:r>
     </w:p>
     <w:p>
@@ -37768,7 +37768,7 @@
         <w:t xml:space="preserve">The safety cap costs little.</w:t>
       </w:r>
       <w:r>
-        <w:t xml:space="preserve"> When high pumping at the highest alarm level is capped at the operator's frequency, the standard deviation changes little (2.1 versus 2.1 millibits for the operator's rule), because the fourth level remains balanced enough. The coverage of the corrected intervals is 92%–94% with 8 000 well-years.</w:t>
+        <w:t xml:space="preserve"> When high pumping at the highest alarm level is capped at the operator’s frequency, the standard deviation changes little (2.1 versus 2.1 millibits for the operator’s rule), because the fourth level remains balanced enough. The coverage of the corrected intervals is 92%–94% with 8 000 well-years.</w:t>
       </w:r>
     </w:p>
     <w:p>
@@ -37786,10 +37786,10 @@
           <w:b/>
           <w:bCs/>
         </w:rPr>
-        <w:t xml:space="preserve">Theory predicts the accuracy.</w:t>
-      </w:r>
-      <w:r>
-        <w:t xml:space="preserve"> The delta-method standard deviation agrees with the simulation within 7% with 8 000 well-years and within 17% with 2 000, so the size of the experiment can be planned in advance from a preliminary estimate of </w:t>
+        <w:t xml:space="preserve">The theory predicts the accuracy.</w:t>
+      </w:r>
+      <w:r>
+        <w:t xml:space="preserve"> The delta-method standard deviation agrees with the simulation within 7% with 8 000 well-years and within 17% with 2 000, so the size of the experiment can be planned before it starts from a preliminary estimate of </w:t>
       </w:r>
       <m:oMath>
         <m:sSubSup>
@@ -37866,7 +37866,7 @@
         </m:d>
       </m:oMath>
       <w:r>
-        <w:t xml:space="preserve"> of this capacity. The new step for optimal experimental design is that the goal, the flow of a rule, determines the design through a Neyman-type allocation, and the optimal allocation is 50/50 for every rule. Thus a single 50/50 experiment measures at once all the rules that the manager may consider, with a variance up to 1.57 times smaller than following the rule and about 5 times smaller than the operator's records.</w:t>
+        <w:t xml:space="preserve"> of this capacity. The new step for the optimal design of experiments is that the goal, the flow of a rule, determines the design through a Neyman-type allocation, and the optimal allocation turns out to be 50/50 for every rule. Thus a single 50/50 experiment measures at once all the rules that the manager may consider, with a variance up to 1.57 times smaller than following the rule and about 5 times smaller than the operator’s records.</w:t>
       </w:r>
     </w:p>
     <w:p>
@@ -37886,7 +37886,7 @@
         <w:jc w:val="both"/>
       </w:pPr>
       <w:r>
-        <w:t xml:space="preserve">For the supply well field, the practical rule has three steps. (1) For one year, in the wells where both pumping levels are acceptable, the level is assigned by a 50/50 lottery within each alarm level, with a cap at the highest level, and the annual change of the reading at the sentinel piezometers is recorded. (2) From this experiment, the causal capacity </w:t>
+        <w:t xml:space="preserve">For the supply well field, the practical rule has three steps. (1) For one year, in the wells where both pumping levels are acceptable, the level is assigned by a 50/50 draw within each alarm level, with a cap at the highest level, and the annual change of the reading at the sentinel piezometers is recorded. (2) From this experiment, the causal capacity </w:t>
       </w:r>
       <m:oMath>
         <m:sSub>
@@ -38047,7 +38047,7 @@
         </m:sSub>
       </m:oMath>
       <w:r>
-        <w:t xml:space="preserve"> differ greatly, the optimal allocation can move away from 50/50 and must be computed with the full Neyman formula.</w:t>
+        <w:t xml:space="preserve"> differ a lot, the optimal allocation can move away from 50/50 and must be computed with the full Neyman formula.</w:t>
       </w:r>
     </w:p>
     <w:p>
@@ -38061,7 +38061,7 @@
         <w:jc w:val="both"/>
       </w:pPr>
       <w:r>
-        <w:t xml:space="preserve">The experiment here lasts one year and has no delayed effects; when the pumping of one year also affects the following years, the directed information over several years is needed and the optimal allocation may change.</w:t>
+        <w:t xml:space="preserve">The experiment here lasts one year and has no lagged effects; when the pumping of one year also affects the following years, the directed information over several years is needed and the optimal allocation may change.</w:t>
       </w:r>
     </w:p>
     <w:p>
@@ -38075,7 +38075,7 @@
         <w:jc w:val="both"/>
       </w:pPr>
       <w:r>
-        <w:t xml:space="preserve">Well-years were treated as independent; with neighboring wells that affect each other, randomization must be done in clusters of wells.</w:t>
+        <w:t xml:space="preserve">The well-years were treated as independent; with neighboring wells that influence each other, the randomization must be done in clusters of wells.</w:t>
       </w:r>
     </w:p>
     <w:p>
@@ -38404,7 +38404,7 @@
                 <w:sz w:val="16"/>
                 <w:szCs w:val="16"/>
               </w:rPr>
-              <w:t xml:space="preserve">Why the plug-in estimate must be corrected and how accurately it can be measured.</w:t>
+              <w:t xml:space="preserve">Why plug-in estimation must be corrected and how accurately it can be measured.</w:t>
             </w:r>
           </w:p>
         </w:tc>
@@ -38692,7 +38692,7 @@
         </w:rPr>
         <w:t xml:space="preserve"> </w:t>
       </w:r>
-      <w:hyperlink w:history="1" r:id="rIdqb5_bo_tvdnxwmeurtywh">
+      <w:hyperlink w:history="1" r:id="rIdluvz1z0c_8ljjjs-fdopg">
         <w:r>
           <w:rPr>
             <w:color w:val="1D4ED8"/>
@@ -38753,7 +38753,7 @@
         </w:rPr>
         <w:t xml:space="preserve"> </w:t>
       </w:r>
-      <w:hyperlink w:history="1" r:id="rIdbko4k1dwkjmbysxuhi_5b">
+      <w:hyperlink w:history="1" r:id="rIdgswucchwcizfxx9lfzgfh">
         <w:r>
           <w:rPr>
             <w:color w:val="1D4ED8"/>
@@ -38832,7 +38832,7 @@
           <w:sz w:val="19"/>
           <w:szCs w:val="19"/>
         </w:rPr>
-        <w:t xml:space="preserve">Miller, G. A. (1955). Note on the bias of information estimates. In: H. Quastler (ed.), </w:t>
+        <w:t xml:space="preserve">Miller, G. A. (1955). Note on the bias of information estimates. In: H. Quastler (Ed.), </w:t>
       </w:r>
       <w:r>
         <w:rPr>
@@ -38900,7 +38900,7 @@
         </w:rPr>
         <w:t xml:space="preserve"> </w:t>
       </w:r>
-      <w:hyperlink w:history="1" r:id="rIddlngvhzhpmldsajpf06un">
+      <w:hyperlink w:history="1" r:id="rId-9_hpsyfyjmq4mkg16fe6">
         <w:r>
           <w:rPr>
             <w:color w:val="1D4ED8"/>
@@ -38961,7 +38961,7 @@
         </w:rPr>
         <w:t xml:space="preserve"> </w:t>
       </w:r>
-      <w:hyperlink w:history="1" r:id="rIdpdgoeqyot0jpuumahvgsd">
+      <w:hyperlink w:history="1" r:id="rIddhdyfb7pm6paw9a0tke6m">
         <w:r>
           <w:rPr>
             <w:color w:val="1D4ED8"/>
@@ -39022,7 +39022,7 @@
         </w:rPr>
         <w:t xml:space="preserve"> </w:t>
       </w:r>
-      <w:hyperlink w:history="1" r:id="rIdelcm7fsclntscs6mmdsok">
+      <w:hyperlink w:history="1" r:id="rIdo2shdtqwye00qxcpy9d6s">
         <w:r>
           <w:rPr>
             <w:color w:val="1D4ED8"/>
@@ -39083,7 +39083,7 @@
         </w:rPr>
         <w:t xml:space="preserve"> </w:t>
       </w:r>
-      <w:hyperlink w:history="1" r:id="rId3ueoam69vo1q8exjerojp">
+      <w:hyperlink w:history="1" r:id="rIdue8slnh8vykfiznrze6xd">
         <w:r>
           <w:rPr>
             <w:color w:val="1D4ED8"/>
@@ -39144,7 +39144,7 @@
         </w:rPr>
         <w:t xml:space="preserve"> </w:t>
       </w:r>
-      <w:hyperlink w:history="1" r:id="rIdpqzuvqjgf51bklqljqbsk">
+      <w:hyperlink w:history="1" r:id="rIdn34y825amparhgeo1m1g7">
         <w:r>
           <w:rPr>
             <w:color w:val="1D4ED8"/>
@@ -39205,7 +39205,7 @@
         </w:rPr>
         <w:t xml:space="preserve"> </w:t>
       </w:r>
-      <w:hyperlink w:history="1" r:id="rIdot3puc9oizl1abaovavws">
+      <w:hyperlink w:history="1" r:id="rIdyo2x_sceonsd8ulmldnci">
         <w:r>
           <w:rPr>
             <w:color w:val="1D4ED8"/>
@@ -39266,7 +39266,7 @@
         </w:rPr>
         <w:t xml:space="preserve"> </w:t>
       </w:r>
-      <w:hyperlink w:history="1" r:id="rIdc3sfa4bwsllyg2hfvsrmr">
+      <w:hyperlink w:history="1" r:id="rIddki0gfe-t0_oawitcu7mr">
         <w:r>
           <w:rPr>
             <w:color w:val="1D4ED8"/>
@@ -39327,7 +39327,7 @@
         </w:rPr>
         <w:t xml:space="preserve"> </w:t>
       </w:r>
-      <w:hyperlink w:history="1" r:id="rId4yinnjpkma2ix__-368ql">
+      <w:hyperlink w:history="1" r:id="rIdhix4ybizy5inxaepsvwlt">
         <w:r>
           <w:rPr>
             <w:color w:val="1D4ED8"/>
@@ -39388,7 +39388,7 @@
         </w:rPr>
         <w:t xml:space="preserve"> </w:t>
       </w:r>
-      <w:hyperlink w:history="1" r:id="rIdf_nec_o0yb3esivvfaix4">
+      <w:hyperlink w:history="1" r:id="rId2kxxj5lrr0yxuzirizdmm">
         <w:r>
           <w:rPr>
             <w:color w:val="1D4ED8"/>
@@ -39449,7 +39449,7 @@
         </w:rPr>
         <w:t xml:space="preserve"> </w:t>
       </w:r>
-      <w:hyperlink w:history="1" r:id="rIdjgyy6m958gb9ry1orgabb">
+      <w:hyperlink w:history="1" r:id="rIdqnuc3elgcskimn_bvfw1p">
         <w:r>
           <w:rPr>
             <w:color w:val="1D4ED8"/>
@@ -39553,7 +39553,7 @@
         </w:rPr>
         <w:t xml:space="preserve"> </w:t>
       </w:r>
-      <w:hyperlink w:history="1" r:id="rIdssvzo2dxvfecnojz6s4p6">
+      <w:hyperlink w:history="1" r:id="rIdh3maxjjgcz30-elqbhmo0">
         <w:r>
           <w:rPr>
             <w:color w:val="1D4ED8"/>
@@ -39614,7 +39614,7 @@
         </w:rPr>
         <w:t xml:space="preserve"> </w:t>
       </w:r>
-      <w:hyperlink w:history="1" r:id="rIdbf4swjrbvtrwgx8ywmetd">
+      <w:hyperlink w:history="1" r:id="rIdfuaebxnfu3kpcu74xlbqa">
         <w:r>
           <w:rPr>
             <w:color w:val="1D4ED8"/>
@@ -39675,7 +39675,7 @@
         </w:rPr>
         <w:t xml:space="preserve"> </w:t>
       </w:r>
-      <w:hyperlink w:history="1" r:id="rIdogihavhjxwe0js1zrl_wq">
+      <w:hyperlink w:history="1" r:id="rIdcjh0ccnzr9u2btbouaemd">
         <w:r>
           <w:rPr>
             <w:color w:val="1D4ED8"/>
@@ -39736,7 +39736,7 @@
         </w:rPr>
         <w:t xml:space="preserve"> </w:t>
       </w:r>
-      <w:hyperlink w:history="1" r:id="rIdbkamae4gewwihbj6sdf01">
+      <w:hyperlink w:history="1" r:id="rIdapkzu8murlhohar1-6wsh">
         <w:r>
           <w:rPr>
             <w:color w:val="1D4ED8"/>
@@ -39797,7 +39797,7 @@
         </w:rPr>
         <w:t xml:space="preserve"> </w:t>
       </w:r>
-      <w:hyperlink w:history="1" r:id="rIdaqh3idhyoidoya7b0anov">
+      <w:hyperlink w:history="1" r:id="rIdtzgywqv6o5sovkooydf5e">
         <w:r>
           <w:rPr>
             <w:color w:val="1D4ED8"/>
@@ -39869,7 +39869,7 @@
         </w:rPr>
         <w:t xml:space="preserve"> </w:t>
       </w:r>
-      <w:hyperlink w:history="1" r:id="rId5bkqefdik4l1vwp4iiodc">
+      <w:hyperlink w:history="1" r:id="rId6yl9vnphbyw7h9nyv5ezp">
         <w:r>
           <w:rPr>
             <w:color w:val="1D4ED8"/>
@@ -39930,7 +39930,7 @@
         </w:rPr>
         <w:t xml:space="preserve"> </w:t>
       </w:r>
-      <w:hyperlink w:history="1" r:id="rIdr-babcxn08ona4djt1zzq">
+      <w:hyperlink w:history="1" r:id="rIdqmkgt9k2oui1vt9lpob6e">
         <w:r>
           <w:rPr>
             <w:color w:val="1D4ED8"/>
@@ -39991,7 +39991,7 @@
         </w:rPr>
         <w:t xml:space="preserve"> </w:t>
       </w:r>
-      <w:hyperlink w:history="1" r:id="rId5god_myupqbxtm5asevvl">
+      <w:hyperlink w:history="1" r:id="rIdxhry3hdr1bryrhkegank3">
         <w:r>
           <w:rPr>
             <w:color w:val="1D4ED8"/>
@@ -40052,7 +40052,7 @@
         </w:rPr>
         <w:t xml:space="preserve"> </w:t>
       </w:r>
-      <w:hyperlink w:history="1" r:id="rIdeymutuvxzjey_kynjjfoc">
+      <w:hyperlink w:history="1" r:id="rIdl0nnl6yp4ntjeuydy45sx">
         <w:r>
           <w:rPr>
             <w:color w:val="1D4ED8"/>
@@ -40113,7 +40113,7 @@
         </w:rPr>
         <w:t xml:space="preserve"> </w:t>
       </w:r>
-      <w:hyperlink w:history="1" r:id="rIdahowyxy_y4emcoh22yncm">
+      <w:hyperlink w:history="1" r:id="rIdituvgw3i4jngraxw39xia">
         <w:r>
           <w:rPr>
             <w:color w:val="1D4ED8"/>
@@ -40174,7 +40174,7 @@
         </w:rPr>
         <w:t xml:space="preserve"> </w:t>
       </w:r>
-      <w:hyperlink w:history="1" r:id="rIdqzexef8gwsobckjia-5kh">
+      <w:hyperlink w:history="1" r:id="rIdy-fwndfugpocod7zinrs7">
         <w:r>
           <w:rPr>
             <w:color w:val="1D4ED8"/>
@@ -40235,7 +40235,7 @@
         </w:rPr>
         <w:t xml:space="preserve"> </w:t>
       </w:r>
-      <w:hyperlink w:history="1" r:id="rIdydmtyvtmuh8scbwi1hpu4">
+      <w:hyperlink w:history="1" r:id="rIddp27ctqxxmoycvzr4vvzh">
         <w:r>
           <w:rPr>
             <w:color w:val="1D4ED8"/>
@@ -40296,7 +40296,7 @@
         </w:rPr>
         <w:t xml:space="preserve"> </w:t>
       </w:r>
-      <w:hyperlink w:history="1" r:id="rIdvwetuonyhc0ef-ldbilqq">
+      <w:hyperlink w:history="1" r:id="rIdiu9clsv2nitso7lbltovl">
         <w:r>
           <w:rPr>
             <w:color w:val="1D4ED8"/>
@@ -40357,7 +40357,7 @@
         </w:rPr>
         <w:t xml:space="preserve"> </w:t>
       </w:r>
-      <w:hyperlink w:history="1" r:id="rId93tqmvpnjhopqvwlluk-b">
+      <w:hyperlink w:history="1" r:id="rIdy1tribod7whghmagc_7jp">
         <w:r>
           <w:rPr>
             <w:color w:val="1D4ED8"/>
@@ -40418,7 +40418,7 @@
         </w:rPr>
         <w:t xml:space="preserve"> </w:t>
       </w:r>
-      <w:hyperlink w:history="1" r:id="rIdrv3a2d3rk0h9imxsooiwk">
+      <w:hyperlink w:history="1" r:id="rIds8nzmxrlumyb_sq1vtcat">
         <w:r>
           <w:rPr>
             <w:color w:val="1D4ED8"/>
@@ -40479,7 +40479,7 @@
         </w:rPr>
         <w:t xml:space="preserve"> </w:t>
       </w:r>
-      <w:hyperlink w:history="1" r:id="rIdtbjg3pbusdyo44l3y_crw">
+      <w:hyperlink w:history="1" r:id="rId6rbxxr43jd8-d8btghftc">
         <w:r>
           <w:rPr>
             <w:color w:val="1D4ED8"/>
@@ -40531,7 +40531,7 @@
           <w:sz w:val="19"/>
           <w:szCs w:val="19"/>
         </w:rPr>
-        <w:t xml:space="preserve">, 66(7), 4392–4418 (author list and DOI not fully verified).</w:t>
+        <w:t xml:space="preserve">, 66(7), 4392–4418 (the author list and the DOI were not fully verified).</w:t>
       </w:r>
       <w:r>
         <w:rPr>
@@ -40540,7 +40540,7 @@
         </w:rPr>
         <w:t xml:space="preserve"> </w:t>
       </w:r>
-      <w:hyperlink w:history="1" r:id="rIdabdfrcxp8n8arjd7y8_ap">
+      <w:hyperlink w:history="1" r:id="rId4ue217y3jymyv045-cwaj">
         <w:r>
           <w:rPr>
             <w:color w:val="1D4ED8"/>
@@ -40601,7 +40601,7 @@
         </w:rPr>
         <w:t xml:space="preserve"> </w:t>
       </w:r>
-      <w:hyperlink w:history="1" r:id="rIdyje-00lddrminjwteg76b">
+      <w:hyperlink w:history="1" r:id="rIdichkj7fnqdm6vq_islmeo">
         <w:r>
           <w:rPr>
             <w:color w:val="1D4ED8"/>
@@ -40662,7 +40662,7 @@
         </w:rPr>
         <w:t xml:space="preserve"> </w:t>
       </w:r>
-      <w:hyperlink w:history="1" r:id="rIdighii22zsxypxjee3bbkx">
+      <w:hyperlink w:history="1" r:id="rIdmr58hazzoyeh4r3oncs5x">
         <w:r>
           <w:rPr>
             <w:color w:val="1D4ED8"/>
@@ -40723,7 +40723,7 @@
         </w:rPr>
         <w:t xml:space="preserve"> </w:t>
       </w:r>
-      <w:hyperlink w:history="1" r:id="rId52fvg89qxufefbhsdg5so">
+      <w:hyperlink w:history="1" r:id="rIdwrpkzrynxxm4rshwl_hb-">
         <w:r>
           <w:rPr>
             <w:color w:val="1D4ED8"/>
@@ -40784,7 +40784,7 @@
         </w:rPr>
         <w:t xml:space="preserve"> </w:t>
       </w:r>
-      <w:hyperlink w:history="1" r:id="rIdhaewwxt7l8qetapogs6ks">
+      <w:hyperlink w:history="1" r:id="rIdm8kppqinrhhwrpd2-p4gj">
         <w:r>
           <w:rPr>
             <w:color w:val="1D4ED8"/>
@@ -40845,7 +40845,7 @@
         </w:rPr>
         <w:t xml:space="preserve"> </w:t>
       </w:r>
-      <w:hyperlink w:history="1" r:id="rId4xvbb-opbk8rikzr8pezx">
+      <w:hyperlink w:history="1" r:id="rIdb6ew7o1x7ijh7twmsgbkc">
         <w:r>
           <w:rPr>
             <w:color w:val="1D4ED8"/>
@@ -40906,7 +40906,7 @@
         </w:rPr>
         <w:t xml:space="preserve"> </w:t>
       </w:r>
-      <w:hyperlink w:history="1" r:id="rIdmrtqyw2iepasqouolmfzl">
+      <w:hyperlink w:history="1" r:id="rId4lgvipyhhndb4u9v5nico">
         <w:r>
           <w:rPr>
             <w:color w:val="1D4ED8"/>
@@ -40967,7 +40967,7 @@
         </w:rPr>
         <w:t xml:space="preserve"> </w:t>
       </w:r>
-      <w:hyperlink w:history="1" r:id="rIdw5kt7caigox1woj1v04eo">
+      <w:hyperlink w:history="1" r:id="rIdanswmexljamlv4vcmeual">
         <w:r>
           <w:rPr>
             <w:color w:val="1D4ED8"/>
@@ -41028,7 +41028,7 @@
         </w:rPr>
         <w:t xml:space="preserve"> </w:t>
       </w:r>
-      <w:hyperlink w:history="1" r:id="rId17m2o0t0mgnx9-fx5blgn">
+      <w:hyperlink w:history="1" r:id="rIdipo0tkwjlkquk7ax5dllg">
         <w:r>
           <w:rPr>
             <w:color w:val="1D4ED8"/>
@@ -41057,7 +41057,7 @@
           <w:sz w:val="18"/>
           <w:szCs w:val="18"/>
         </w:rPr>
-        <w:t xml:space="preserve">Note on verification: no full text was opened, so the equations of the papers are representative formulations; those marked “derived” are derivations of this document. All 20 titles were checked against the 480 articles of the previous documents, with no overlap; five of them had been mentioned as further reading in the previous report. Unconfirmed points: the affiliation of G. Chiribella in [O1], where the Oxford affiliation comes from M. Wilson; the published affiliation blocks for [O2], [O3] and [O5]; which author of [O4] holds the Oxford address; the volume and pages of [H2] and [BK1]; the DOI of [H3], for which the PubMed link is given, and the link of the Wyss affiliation to M. Levin; the Harvard affiliation for [H4] only from the preliminary version; the exact definition of empowerment in [H5]; the DOI and final author list of [BK2]; the pages of [BK4]; the PMLR affiliation block for [BK5]; the affiliation of C. W. Lynn in [P1] from arXiv/PMC registry abstracts; the affiliations of [P3] from the arXiv author block. The numbers of Section 9 come from the code in experiments/kanal_go/ and are reproduced with two commands.</w:t>
+        <w:t xml:space="preserve">Note on verification: no full text was opened, so the equations of the papers are representative formulations; those marked “derived” are derivations of this document. All 20 titles were checked against the 480 articles of the previous documents, with no overlap; five of them were mentioned as further reading in the previous report. Unconfirmed points: the affiliation of G. Chiribella in [O1], where the Oxford affiliation comes from M. Wilson; the published affiliation blocks for [O2], [O3] and [O5]; which author of [O4] holds the Oxford address; the volume and pages of [H2] and [BK1]; the DOI of [H3], for which the PubMed link is given, and the link of the Wyss affiliation to M. Levin; the Harvard affiliation for [H4], only from the preliminary version; the exact definition of empowerment in [H5]; the DOI and final author list of [BK2]; the pages of [BK4]; the PMLR affiliation block for [BK5]; the affiliation of C. W. Lynn in [P1], from arXiv/PMC registry summaries; the affiliations of [P3], from the arXiv author block. The numbers of section 9 come from the code in experiments/kanal_go/ and are reproduced with two commands.</w:t>
       </w:r>
     </w:p>
     <w:sectPr>

--- a/docs/literature/Literature_review_Information_Theory_Causality_II_2020-2026.docx
+++ b/docs/literature/Literature_review_Information_Theory_Causality_II_2020-2026.docx
@@ -281,7 +281,7 @@
         <w:t xml:space="preserve">Innovation:</w:t>
       </w:r>
       <w:r>
-        <w:t xml:space="preserve"> where the paper fits in Part I and what new it brings.</w:t>
+        <w:t xml:space="preserve"> where the paper fits in Part I and what it adds.</w:t>
       </w:r>
     </w:p>
     <w:p>
@@ -1005,7 +1005,7 @@
         <w:jc w:val="both"/>
       </w:pPr>
       <w:r>
-        <w:t xml:space="preserve">Klyubin, Polani and Nehaniv [B3] called empowerment the capacity of the channel from a sequence of actions of an agent to its state after </w:t>
+        <w:t xml:space="preserve">Klyubin, Polani and Nehaniv [B3] gave the name empowerment to the capacity of the channel from a sequence of an agent’s actions to its state after </w:t>
       </w:r>
       <m:oMath>
         <m:r>
@@ -1203,7 +1203,7 @@
         <w:jc w:val="both"/>
       </w:pPr>
       <w:r>
-        <w:t xml:space="preserve">Since the agent chooses the actions, this is an interventional information in the sense of Ay and Polani, maximized over the action rule. For a well operator, the empowerment of pumping measures how much control the operator has over the toe of the interface in one year.</w:t>
+        <w:t xml:space="preserve">Since the agent chooses the actions, this is interventional information in the sense of Ay and Polani, maximized over the action rule. For a well operator, the empowerment of pumping measures how much control the operator has over the toe of the interface in one year.</w:t>
       </w:r>
     </w:p>
     <w:p>
@@ -1212,7 +1212,7 @@
         <w:jc w:val="both"/>
       </w:pPr>
       <w:r>
-        <w:t xml:space="preserve">Empowerment is used as an assistance objective [BK4, P3], as a motive of human exploration [H5] and, in the form of the information between skill and transition, as the basis of skill learning [P2].</w:t>
+        <w:t xml:space="preserve">Empowerment is used as an assistance objective [BK4, P3], as a motive for human exploration [H5] and, in the form of the information between skill and transition, as the basis of skill learning [P2].</w:t>
       </w:r>
     </w:p>
     <w:p>
@@ -7660,7 +7660,7 @@
             <w:vAlign w:val="top"/>
           </w:tcPr>
           <w:p>
-            <w:hyperlink w:history="1" r:id="rIdf1u37n-c1dxllaffetoem">
+            <w:hyperlink w:history="1" r:id="rIdpsmounij_wcvh3macidoh">
               <w:r>
                 <w:rPr>
                   <w:color w:val="1D4ED8"/>
@@ -8999,7 +8999,7 @@
             <w:vAlign w:val="top"/>
           </w:tcPr>
           <w:p>
-            <w:hyperlink w:history="1" r:id="rIdd4li6acdbwxckglbqu3v7">
+            <w:hyperlink w:history="1" r:id="rIdyg8vfsp1iovntfrrqog4g">
               <w:r>
                 <w:rPr>
                   <w:color w:val="1D4ED8"/>
@@ -10412,7 +10412,7 @@
             <w:vAlign w:val="top"/>
           </w:tcPr>
           <w:p>
-            <w:hyperlink w:history="1" r:id="rIdkgzl2sspx0v8tyrdi8qmg">
+            <w:hyperlink w:history="1" r:id="rIdy3uzxz-4jsgki6mghcz4f">
               <w:r>
                 <w:rPr>
                   <w:color w:val="1D4ED8"/>
@@ -11605,7 +11605,7 @@
             <w:vAlign w:val="top"/>
           </w:tcPr>
           <w:p>
-            <w:hyperlink w:history="1" r:id="rIddijiig_5w0kfaou9dzn-0">
+            <w:hyperlink w:history="1" r:id="rIdfwytns7p42tx4d0gn7xx3">
               <w:r>
                 <w:rPr>
                   <w:color w:val="1D4ED8"/>
@@ -12812,7 +12812,7 @@
             <w:vAlign w:val="top"/>
           </w:tcPr>
           <w:p>
-            <w:hyperlink w:history="1" r:id="rIdnmbfnzjc-suoghfdqyodv">
+            <w:hyperlink w:history="1" r:id="rIdtjx9hxep6rhumkkt6oo0q">
               <w:r>
                 <w:rPr>
                   <w:color w:val="1D4ED8"/>
@@ -13778,7 +13778,7 @@
             <w:vAlign w:val="top"/>
           </w:tcPr>
           <w:p>
-            <w:hyperlink w:history="1" r:id="rIdesshjmso2icsq5efnvkzf">
+            <w:hyperlink w:history="1" r:id="rIdlgzbowyzkj98c4uk73b9a">
               <w:r>
                 <w:rPr>
                   <w:color w:val="1D4ED8"/>
@@ -15219,7 +15219,7 @@
             <w:vAlign w:val="top"/>
           </w:tcPr>
           <w:p>
-            <w:hyperlink w:history="1" r:id="rIdhycbsu-osftx9njs8flfw">
+            <w:hyperlink w:history="1" r:id="rIdz8ot6qtipvmvuu9k-5s_r">
               <w:r>
                 <w:rPr>
                   <w:color w:val="1D4ED8"/>
@@ -16444,7 +16444,7 @@
             <w:vAlign w:val="top"/>
           </w:tcPr>
           <w:p>
-            <w:hyperlink w:history="1" r:id="rIdujvcfgawereodw0qvfje-">
+            <w:hyperlink w:history="1" r:id="rIdlrgxx93ycdekggqxwajo8">
               <w:r>
                 <w:rPr>
                   <w:color w:val="1D4ED8"/>
@@ -17523,7 +17523,7 @@
             <w:vAlign w:val="top"/>
           </w:tcPr>
           <w:p>
-            <w:hyperlink w:history="1" r:id="rIdzjkneuofuweyn6vo14sx2">
+            <w:hyperlink w:history="1" r:id="rIdqz1x5mblayvt_odkripxs">
               <w:r>
                 <w:rPr>
                   <w:color w:val="1D4ED8"/>
@@ -18345,7 +18345,7 @@
             <w:vAlign w:val="top"/>
           </w:tcPr>
           <w:p>
-            <w:hyperlink w:history="1" r:id="rIdu_ccuqvxss8_eor-uvnuh">
+            <w:hyperlink w:history="1" r:id="rId73a4kav0eyoqvn3i4l_bg">
               <w:r>
                 <w:rPr>
                   <w:color w:val="1D4ED8"/>
@@ -19350,7 +19350,7 @@
             <w:vAlign w:val="top"/>
           </w:tcPr>
           <w:p>
-            <w:hyperlink w:history="1" r:id="rIdedu147zg9dk1iix5znik9">
+            <w:hyperlink w:history="1" r:id="rIdwlvujxiocojkxhrkrvhya">
               <w:r>
                 <w:rPr>
                   <w:color w:val="1D4ED8"/>
@@ -20846,7 +20846,7 @@
             <w:vAlign w:val="top"/>
           </w:tcPr>
           <w:p>
-            <w:hyperlink w:history="1" r:id="rId3stxyn91xgieluczavfvz">
+            <w:hyperlink w:history="1" r:id="rIdabvemdlnie3o3we4kz53a">
               <w:r>
                 <w:rPr>
                   <w:color w:val="1D4ED8"/>
@@ -22211,7 +22211,7 @@
             <w:vAlign w:val="top"/>
           </w:tcPr>
           <w:p>
-            <w:hyperlink w:history="1" r:id="rIdawamr9ekafv6wgzdyzjdh">
+            <w:hyperlink w:history="1" r:id="rIdlntr9c1ovqxfknyawcy5h">
               <w:r>
                 <w:rPr>
                   <w:color w:val="1D4ED8"/>
@@ -23203,7 +23203,7 @@
             <w:vAlign w:val="top"/>
           </w:tcPr>
           <w:p>
-            <w:hyperlink w:history="1" r:id="rIdk3ob4wcmh7cxajyijp7pm">
+            <w:hyperlink w:history="1" r:id="rIdn_wruymi9ifpnxoc0aqfb">
               <w:r>
                 <w:rPr>
                   <w:color w:val="1D4ED8"/>
@@ -24317,7 +24317,7 @@
             <w:vAlign w:val="top"/>
           </w:tcPr>
           <w:p>
-            <w:hyperlink w:history="1" r:id="rIdfgjeefihxgmx-mo3jhfw6">
+            <w:hyperlink w:history="1" r:id="rIdb1eirbx2zk5ffce8y71kx">
               <w:r>
                 <w:rPr>
                   <w:color w:val="1D4ED8"/>
@@ -25207,7 +25207,7 @@
             <w:vAlign w:val="top"/>
           </w:tcPr>
           <w:p>
-            <w:hyperlink w:history="1" r:id="rIdnir4ryagiqg68u_gxqhte">
+            <w:hyperlink w:history="1" r:id="rIdyvpz5wwzwxyamt1ra5gu3">
               <w:r>
                 <w:rPr>
                   <w:color w:val="1D4ED8"/>
@@ -26218,7 +26218,7 @@
             <w:vAlign w:val="top"/>
           </w:tcPr>
           <w:p>
-            <w:hyperlink w:history="1" r:id="rIdwsrorho3mprtakqqovmua">
+            <w:hyperlink w:history="1" r:id="rIdajqz8jho6qmhl7epmukga">
               <w:r>
                 <w:rPr>
                   <w:color w:val="1D4ED8"/>
@@ -27433,7 +27433,7 @@
             <w:vAlign w:val="top"/>
           </w:tcPr>
           <w:p>
-            <w:hyperlink w:history="1" r:id="rIdzokzkghu5gneja9cne080">
+            <w:hyperlink w:history="1" r:id="rIdyu7hayaff7mpnbuf9cnfx">
               <w:r>
                 <w:rPr>
                   <w:color w:val="1D4ED8"/>
@@ -28471,7 +28471,7 @@
             <w:vAlign w:val="top"/>
           </w:tcPr>
           <w:p>
-            <w:hyperlink w:history="1" r:id="rIdnlldkquxxcoackmeggt3r">
+            <w:hyperlink w:history="1" r:id="rIdan48qjfzdylshvgrewveg">
               <w:r>
                 <w:rPr>
                   <w:color w:val="1D4ED8"/>
@@ -29460,7 +29460,7 @@
             <w:vAlign w:val="top"/>
           </w:tcPr>
           <w:p>
-            <w:hyperlink w:history="1" r:id="rIdya-f_dede_pir0ro_crvh">
+            <w:hyperlink w:history="1" r:id="rIdjg3zvxnyylam7j6vq7bsv">
               <w:r>
                 <w:rPr>
                   <w:color w:val="1D4ED8"/>
@@ -31471,7 +31471,7 @@
                 <w:sz w:val="17"/>
                 <w:szCs w:val="17"/>
               </w:rPr>
-              <w:t xml:space="preserve">Increase the capacity of the human’s channel.</w:t>
+              <w:t xml:space="preserve">By increasing the capacity of the human’s channel.</w:t>
             </w:r>
           </w:p>
         </w:tc>
@@ -32354,7 +32354,7 @@
               </w:rPr>
               <w:t xml:space="preserve">, 22, 073014 (author order not verified). </w:t>
             </w:r>
-            <w:hyperlink w:history="1" r:id="rIdem1vcr4nfzy8tizmbd9hy">
+            <w:hyperlink w:history="1" r:id="rId-uajonbmesd7spktasa3i">
               <w:r>
                 <w:rPr>
                   <w:color w:val="1D4ED8"/>
@@ -32451,7 +32451,7 @@
               </w:rPr>
               <w:t xml:space="preserve">, 104, 014411. </w:t>
             </w:r>
-            <w:hyperlink w:history="1" r:id="rId4oks9w6dxybnxngq7_wfr">
+            <w:hyperlink w:history="1" r:id="rIdqcx24eqn1tx_i0hgfaqhw">
               <w:r>
                 <w:rPr>
                   <w:color w:val="1D4ED8"/>
@@ -32547,7 +32547,7 @@
               </w:rPr>
               <w:t xml:space="preserve">, 11, 54. </w:t>
             </w:r>
-            <w:hyperlink w:history="1" r:id="rIdzeqkrsfgqycfv0s8bmogr">
+            <w:hyperlink w:history="1" r:id="rId4nq-nhwomg66njzpsijyp">
               <w:r>
                 <w:rPr>
                   <w:color w:val="1D4ED8"/>
@@ -32644,7 +32644,7 @@
               </w:rPr>
               <w:t xml:space="preserve">, 24(7), 975–986. </w:t>
             </w:r>
-            <w:hyperlink w:history="1" r:id="rIddzvf9lfld-jdxzznzlqtu">
+            <w:hyperlink w:history="1" r:id="rIdnumhfzvmr8zbejfdnycvb">
               <w:r>
                 <w:rPr>
                   <w:color w:val="1D4ED8"/>
@@ -32740,7 +32740,7 @@
               </w:rPr>
               <w:t xml:space="preserve">, PMLR 139, 1953–1963. </w:t>
             </w:r>
-            <w:hyperlink w:history="1" r:id="rIdmtnqrwaibzhuevnzhyots">
+            <w:hyperlink w:history="1" r:id="rIds3ifedi35jenqc4fdu_mq">
               <w:r>
                 <w:rPr>
                   <w:color w:val="1D4ED8"/>
@@ -32922,7 +32922,7 @@
               </w:rPr>
               <w:t xml:space="preserve">, 111, 054411. </w:t>
             </w:r>
-            <w:hyperlink w:history="1" r:id="rId1dl9ufv7plyoyf1xo5x2o">
+            <w:hyperlink w:history="1" r:id="rIdgxrbfqbbgmcdn3jmn9ia4">
               <w:r>
                 <w:rPr>
                   <w:color w:val="1D4ED8"/>
@@ -33019,7 +33019,7 @@
               </w:rPr>
               <w:t xml:space="preserve">, 148(2), dev176065. </w:t>
             </w:r>
-            <w:hyperlink w:history="1" r:id="rIdpusz6e7xwj82cun_ncnbh">
+            <w:hyperlink w:history="1" r:id="rIdos9zqrxbjdb-o2ioyguoq">
               <w:r>
                 <w:rPr>
                   <w:color w:val="1D4ED8"/>
@@ -34317,7 +34317,7 @@
         </m:d>
       </m:oMath>
       <w:r>
-        <w:t xml:space="preserve"> is obtained with the delta method. The gradient of </w:t>
+        <w:t xml:space="preserve"> is obtained with the delta method. The derivative of </w:t>
       </w:r>
       <m:oMath>
         <m:r>
@@ -37789,7 +37789,7 @@
         <w:t xml:space="preserve">The theory predicts the accuracy.</w:t>
       </w:r>
       <w:r>
-        <w:t xml:space="preserve"> The delta-method standard deviation agrees with the simulation within 7% with 8 000 well-years and within 17% with 2 000, so the size of the experiment can be planned before it starts from a preliminary estimate of </w:t>
+        <w:t xml:space="preserve"> The delta-method standard deviation agrees with the simulation within 7% with 8 000 well-years and within 17% with 2 000, so the size of the experiment can be planned in advance from a preliminary estimate of </w:t>
       </w:r>
       <m:oMath>
         <m:sSubSup>
@@ -37833,7 +37833,7 @@
         <w:t xml:space="preserve">INNOVATION  </w:t>
       </w:r>
       <w:r>
-        <w:t xml:space="preserve">KANAL-GO treats pumping as a causal channel: its capacity at each alarm level is the largest information that a pumping decision can give about the toe of the interface, and the information flow of every pumping rule is the fraction </w:t>
+        <w:t xml:space="preserve">KANAL-GO treats pumping as a causal channel: its capacity at each alarm level is the largest amount of information that a pumping decision can give about the toe of the interface, and the information flow of every pumping rule is the fraction </w:t>
       </w:r>
       <m:oMath>
         <m:r>
@@ -38692,7 +38692,7 @@
         </w:rPr>
         <w:t xml:space="preserve"> </w:t>
       </w:r>
-      <w:hyperlink w:history="1" r:id="rIdluvz1z0c_8ljjjs-fdopg">
+      <w:hyperlink w:history="1" r:id="rIdr1n-k-dt1lacd3u1oh6-g">
         <w:r>
           <w:rPr>
             <w:color w:val="1D4ED8"/>
@@ -38753,7 +38753,7 @@
         </w:rPr>
         <w:t xml:space="preserve"> </w:t>
       </w:r>
-      <w:hyperlink w:history="1" r:id="rIdgswucchwcizfxx9lfzgfh">
+      <w:hyperlink w:history="1" r:id="rIdpv87n3jirn8lszgoiwhq-">
         <w:r>
           <w:rPr>
             <w:color w:val="1D4ED8"/>
@@ -38900,7 +38900,7 @@
         </w:rPr>
         <w:t xml:space="preserve"> </w:t>
       </w:r>
-      <w:hyperlink w:history="1" r:id="rId-9_hpsyfyjmq4mkg16fe6">
+      <w:hyperlink w:history="1" r:id="rId6nc0ymx1dzerp_bq2kb2x">
         <w:r>
           <w:rPr>
             <w:color w:val="1D4ED8"/>
@@ -38961,7 +38961,7 @@
         </w:rPr>
         <w:t xml:space="preserve"> </w:t>
       </w:r>
-      <w:hyperlink w:history="1" r:id="rIddhdyfb7pm6paw9a0tke6m">
+      <w:hyperlink w:history="1" r:id="rIdpy7rfxogi6b0d7mostcys">
         <w:r>
           <w:rPr>
             <w:color w:val="1D4ED8"/>
@@ -39022,7 +39022,7 @@
         </w:rPr>
         <w:t xml:space="preserve"> </w:t>
       </w:r>
-      <w:hyperlink w:history="1" r:id="rIdo2shdtqwye00qxcpy9d6s">
+      <w:hyperlink w:history="1" r:id="rId-lkrasmsyls_ustz40b_i">
         <w:r>
           <w:rPr>
             <w:color w:val="1D4ED8"/>
@@ -39083,7 +39083,7 @@
         </w:rPr>
         <w:t xml:space="preserve"> </w:t>
       </w:r>
-      <w:hyperlink w:history="1" r:id="rIdue8slnh8vykfiznrze6xd">
+      <w:hyperlink w:history="1" r:id="rIdgnlnut5qyhemmwssyx1wu">
         <w:r>
           <w:rPr>
             <w:color w:val="1D4ED8"/>
@@ -39144,7 +39144,7 @@
         </w:rPr>
         <w:t xml:space="preserve"> </w:t>
       </w:r>
-      <w:hyperlink w:history="1" r:id="rIdn34y825amparhgeo1m1g7">
+      <w:hyperlink w:history="1" r:id="rIdl8vilwqfottyew4ahvuwh">
         <w:r>
           <w:rPr>
             <w:color w:val="1D4ED8"/>
@@ -39205,7 +39205,7 @@
         </w:rPr>
         <w:t xml:space="preserve"> </w:t>
       </w:r>
-      <w:hyperlink w:history="1" r:id="rIdyo2x_sceonsd8ulmldnci">
+      <w:hyperlink w:history="1" r:id="rId6l1ue0a8vskarf9yvgtxv">
         <w:r>
           <w:rPr>
             <w:color w:val="1D4ED8"/>
@@ -39266,7 +39266,7 @@
         </w:rPr>
         <w:t xml:space="preserve"> </w:t>
       </w:r>
-      <w:hyperlink w:history="1" r:id="rIddki0gfe-t0_oawitcu7mr">
+      <w:hyperlink w:history="1" r:id="rIduabfkl7p3y-gfzphtboov">
         <w:r>
           <w:rPr>
             <w:color w:val="1D4ED8"/>
@@ -39327,7 +39327,7 @@
         </w:rPr>
         <w:t xml:space="preserve"> </w:t>
       </w:r>
-      <w:hyperlink w:history="1" r:id="rIdhix4ybizy5inxaepsvwlt">
+      <w:hyperlink w:history="1" r:id="rIdgn1bhf7_tj5m00a_ddhix">
         <w:r>
           <w:rPr>
             <w:color w:val="1D4ED8"/>
@@ -39388,7 +39388,7 @@
         </w:rPr>
         <w:t xml:space="preserve"> </w:t>
       </w:r>
-      <w:hyperlink w:history="1" r:id="rId2kxxj5lrr0yxuzirizdmm">
+      <w:hyperlink w:history="1" r:id="rId9g0mwagbky-25j5gc1epk">
         <w:r>
           <w:rPr>
             <w:color w:val="1D4ED8"/>
@@ -39449,7 +39449,7 @@
         </w:rPr>
         <w:t xml:space="preserve"> </w:t>
       </w:r>
-      <w:hyperlink w:history="1" r:id="rIdqnuc3elgcskimn_bvfw1p">
+      <w:hyperlink w:history="1" r:id="rIdjdyelr5icigtmmqoggzue">
         <w:r>
           <w:rPr>
             <w:color w:val="1D4ED8"/>
@@ -39553,7 +39553,7 @@
         </w:rPr>
         <w:t xml:space="preserve"> </w:t>
       </w:r>
-      <w:hyperlink w:history="1" r:id="rIdh3maxjjgcz30-elqbhmo0">
+      <w:hyperlink w:history="1" r:id="rIdu1phoy3jh6lnlbzrb2bbs">
         <w:r>
           <w:rPr>
             <w:color w:val="1D4ED8"/>
@@ -39614,7 +39614,7 @@
         </w:rPr>
         <w:t xml:space="preserve"> </w:t>
       </w:r>
-      <w:hyperlink w:history="1" r:id="rIdfuaebxnfu3kpcu74xlbqa">
+      <w:hyperlink w:history="1" r:id="rIdp1s0npol_oyqgxtgera2h">
         <w:r>
           <w:rPr>
             <w:color w:val="1D4ED8"/>
@@ -39675,7 +39675,7 @@
         </w:rPr>
         <w:t xml:space="preserve"> </w:t>
       </w:r>
-      <w:hyperlink w:history="1" r:id="rIdcjh0ccnzr9u2btbouaemd">
+      <w:hyperlink w:history="1" r:id="rIdw_683ab8txo3sq4kpn8yi">
         <w:r>
           <w:rPr>
             <w:color w:val="1D4ED8"/>
@@ -39736,7 +39736,7 @@
         </w:rPr>
         <w:t xml:space="preserve"> </w:t>
       </w:r>
-      <w:hyperlink w:history="1" r:id="rIdapkzu8murlhohar1-6wsh">
+      <w:hyperlink w:history="1" r:id="rIdzpcy5gayzb0n_xlyfd44y">
         <w:r>
           <w:rPr>
             <w:color w:val="1D4ED8"/>
@@ -39797,7 +39797,7 @@
         </w:rPr>
         <w:t xml:space="preserve"> </w:t>
       </w:r>
-      <w:hyperlink w:history="1" r:id="rIdtzgywqv6o5sovkooydf5e">
+      <w:hyperlink w:history="1" r:id="rIddoetnlbl3gwrbee87iphp">
         <w:r>
           <w:rPr>
             <w:color w:val="1D4ED8"/>
@@ -39869,7 +39869,7 @@
         </w:rPr>
         <w:t xml:space="preserve"> </w:t>
       </w:r>
-      <w:hyperlink w:history="1" r:id="rId6yl9vnphbyw7h9nyv5ezp">
+      <w:hyperlink w:history="1" r:id="rIdhxoc0b07fxepdoivzykrn">
         <w:r>
           <w:rPr>
             <w:color w:val="1D4ED8"/>
@@ -39930,7 +39930,7 @@
         </w:rPr>
         <w:t xml:space="preserve"> </w:t>
       </w:r>
-      <w:hyperlink w:history="1" r:id="rIdqmkgt9k2oui1vt9lpob6e">
+      <w:hyperlink w:history="1" r:id="rIdbqh3_458wiucmp_zsogaw">
         <w:r>
           <w:rPr>
             <w:color w:val="1D4ED8"/>
@@ -39991,7 +39991,7 @@
         </w:rPr>
         <w:t xml:space="preserve"> </w:t>
       </w:r>
-      <w:hyperlink w:history="1" r:id="rIdxhry3hdr1bryrhkegank3">
+      <w:hyperlink w:history="1" r:id="rIdg6uump0nht9hz_7mzr_ag">
         <w:r>
           <w:rPr>
             <w:color w:val="1D4ED8"/>
@@ -40052,7 +40052,7 @@
         </w:rPr>
         <w:t xml:space="preserve"> </w:t>
       </w:r>
-      <w:hyperlink w:history="1" r:id="rIdl0nnl6yp4ntjeuydy45sx">
+      <w:hyperlink w:history="1" r:id="rId9rhx6n_u7-jrfgokx6hqc">
         <w:r>
           <w:rPr>
             <w:color w:val="1D4ED8"/>
@@ -40113,7 +40113,7 @@
         </w:rPr>
         <w:t xml:space="preserve"> </w:t>
       </w:r>
-      <w:hyperlink w:history="1" r:id="rIdituvgw3i4jngraxw39xia">
+      <w:hyperlink w:history="1" r:id="rId33m1nyuqrktpfteiscsw2">
         <w:r>
           <w:rPr>
             <w:color w:val="1D4ED8"/>
@@ -40174,7 +40174,7 @@
         </w:rPr>
         <w:t xml:space="preserve"> </w:t>
       </w:r>
-      <w:hyperlink w:history="1" r:id="rIdy-fwndfugpocod7zinrs7">
+      <w:hyperlink w:history="1" r:id="rIdh7ybb31w2z1-jdyrhgvia">
         <w:r>
           <w:rPr>
             <w:color w:val="1D4ED8"/>
@@ -40235,7 +40235,7 @@
         </w:rPr>
         <w:t xml:space="preserve"> </w:t>
       </w:r>
-      <w:hyperlink w:history="1" r:id="rIddp27ctqxxmoycvzr4vvzh">
+      <w:hyperlink w:history="1" r:id="rIdajrw5rxpvglusrvk9dvuq">
         <w:r>
           <w:rPr>
             <w:color w:val="1D4ED8"/>
@@ -40296,7 +40296,7 @@
         </w:rPr>
         <w:t xml:space="preserve"> </w:t>
       </w:r>
-      <w:hyperlink w:history="1" r:id="rIdiu9clsv2nitso7lbltovl">
+      <w:hyperlink w:history="1" r:id="rIdtln1tjlmvwwb0c1raemkk">
         <w:r>
           <w:rPr>
             <w:color w:val="1D4ED8"/>
@@ -40357,7 +40357,7 @@
         </w:rPr>
         <w:t xml:space="preserve"> </w:t>
       </w:r>
-      <w:hyperlink w:history="1" r:id="rIdy1tribod7whghmagc_7jp">
+      <w:hyperlink w:history="1" r:id="rIdwa7xq5d05zjcb2hn6a35a">
         <w:r>
           <w:rPr>
             <w:color w:val="1D4ED8"/>
@@ -40418,7 +40418,7 @@
         </w:rPr>
         <w:t xml:space="preserve"> </w:t>
       </w:r>
-      <w:hyperlink w:history="1" r:id="rIds8nzmxrlumyb_sq1vtcat">
+      <w:hyperlink w:history="1" r:id="rIdzy0nkotan5vx_yo7lb02k">
         <w:r>
           <w:rPr>
             <w:color w:val="1D4ED8"/>
@@ -40479,7 +40479,7 @@
         </w:rPr>
         <w:t xml:space="preserve"> </w:t>
       </w:r>
-      <w:hyperlink w:history="1" r:id="rId6rbxxr43jd8-d8btghftc">
+      <w:hyperlink w:history="1" r:id="rIdojkvdjoyacjml__jb0f0v">
         <w:r>
           <w:rPr>
             <w:color w:val="1D4ED8"/>
@@ -40540,7 +40540,7 @@
         </w:rPr>
         <w:t xml:space="preserve"> </w:t>
       </w:r>
-      <w:hyperlink w:history="1" r:id="rId4ue217y3jymyv045-cwaj">
+      <w:hyperlink w:history="1" r:id="rIdd3aymecre6aicecpnmuhx">
         <w:r>
           <w:rPr>
             <w:color w:val="1D4ED8"/>
@@ -40601,7 +40601,7 @@
         </w:rPr>
         <w:t xml:space="preserve"> </w:t>
       </w:r>
-      <w:hyperlink w:history="1" r:id="rIdichkj7fnqdm6vq_islmeo">
+      <w:hyperlink w:history="1" r:id="rIdy3yzfd-harmk5nbzai0_i">
         <w:r>
           <w:rPr>
             <w:color w:val="1D4ED8"/>
@@ -40662,7 +40662,7 @@
         </w:rPr>
         <w:t xml:space="preserve"> </w:t>
       </w:r>
-      <w:hyperlink w:history="1" r:id="rIdmr58hazzoyeh4r3oncs5x">
+      <w:hyperlink w:history="1" r:id="rIdrt-zeylzyv3w2adch7i9_">
         <w:r>
           <w:rPr>
             <w:color w:val="1D4ED8"/>
@@ -40723,7 +40723,7 @@
         </w:rPr>
         <w:t xml:space="preserve"> </w:t>
       </w:r>
-      <w:hyperlink w:history="1" r:id="rIdwrpkzrynxxm4rshwl_hb-">
+      <w:hyperlink w:history="1" r:id="rId6f71_r0fvbsagvybypibo">
         <w:r>
           <w:rPr>
             <w:color w:val="1D4ED8"/>
@@ -40784,7 +40784,7 @@
         </w:rPr>
         <w:t xml:space="preserve"> </w:t>
       </w:r>
-      <w:hyperlink w:history="1" r:id="rIdm8kppqinrhhwrpd2-p4gj">
+      <w:hyperlink w:history="1" r:id="rId7hlua2051g8yfbcezxhlj">
         <w:r>
           <w:rPr>
             <w:color w:val="1D4ED8"/>
@@ -40845,7 +40845,7 @@
         </w:rPr>
         <w:t xml:space="preserve"> </w:t>
       </w:r>
-      <w:hyperlink w:history="1" r:id="rIdb6ew7o1x7ijh7twmsgbkc">
+      <w:hyperlink w:history="1" r:id="rIdqqi6tlhcgneoyjhsgcoed">
         <w:r>
           <w:rPr>
             <w:color w:val="1D4ED8"/>
@@ -40906,7 +40906,7 @@
         </w:rPr>
         <w:t xml:space="preserve"> </w:t>
       </w:r>
-      <w:hyperlink w:history="1" r:id="rId4lgvipyhhndb4u9v5nico">
+      <w:hyperlink w:history="1" r:id="rIdmrfamqujofxfbfxrhoe1k">
         <w:r>
           <w:rPr>
             <w:color w:val="1D4ED8"/>
@@ -40967,7 +40967,7 @@
         </w:rPr>
         <w:t xml:space="preserve"> </w:t>
       </w:r>
-      <w:hyperlink w:history="1" r:id="rIdanswmexljamlv4vcmeual">
+      <w:hyperlink w:history="1" r:id="rIdf5wlsxnhqgo01cvhjrwre">
         <w:r>
           <w:rPr>
             <w:color w:val="1D4ED8"/>
@@ -41028,7 +41028,7 @@
         </w:rPr>
         <w:t xml:space="preserve"> </w:t>
       </w:r>
-      <w:hyperlink w:history="1" r:id="rIdipo0tkwjlkquk7ax5dllg">
+      <w:hyperlink w:history="1" r:id="rIdqn7mzlencbtym9jgb3bt7">
         <w:r>
           <w:rPr>
             <w:color w:val="1D4ED8"/>
